--- a/Resources/Template/TemplateHis2026.docx
+++ b/Resources/Template/TemplateHis2026.docx
@@ -5845,7 +5845,19 @@
               <w:rPr>
                 <w:lang w:val="en-GB"/>
               </w:rPr>
-              <w:t>(3)</w:t>
+              <w:t>(3</w:t>
+            </w:r>
+            <w:r>
+              <w:rPr>
+                <w:lang w:val="en-GB"/>
+              </w:rPr>
+              <w:t>.1</w:t>
+            </w:r>
+            <w:r>
+              <w:rPr>
+                <w:lang w:val="en-GB"/>
+              </w:rPr>
+              <w:t>)</w:t>
             </w:r>
             <w:r>
               <w:rPr>
@@ -5877,7 +5889,19 @@
               <w:rPr>
                 <w:lang w:val="en-GB"/>
               </w:rPr>
-              <w:t>(4)</w:t>
+              <w:t>(</w:t>
+            </w:r>
+            <w:r>
+              <w:rPr>
+                <w:lang w:val="en-GB"/>
+              </w:rPr>
+              <w:t>3</w:t>
+            </w:r>
+            <w:r>
+              <w:rPr>
+                <w:lang w:val="en-GB"/>
+              </w:rPr>
+              <w:t>)</w:t>
             </w:r>
             <w:r>
               <w:rPr>
@@ -5909,7 +5933,19 @@
               <w:rPr>
                 <w:lang w:val="en-GB"/>
               </w:rPr>
-              <w:t>(5)</w:t>
+              <w:t>(</w:t>
+            </w:r>
+            <w:r>
+              <w:rPr>
+                <w:lang w:val="en-GB"/>
+              </w:rPr>
+              <w:t>4</w:t>
+            </w:r>
+            <w:r>
+              <w:rPr>
+                <w:lang w:val="en-GB"/>
+              </w:rPr>
+              <w:t>)</w:t>
             </w:r>
             <w:r>
               <w:rPr>
@@ -5941,7 +5977,19 @@
               <w:rPr>
                 <w:lang w:val="en-GB"/>
               </w:rPr>
-              <w:t>(6)</w:t>
+              <w:t>(</w:t>
+            </w:r>
+            <w:r>
+              <w:rPr>
+                <w:lang w:val="en-GB"/>
+              </w:rPr>
+              <w:t>5</w:t>
+            </w:r>
+            <w:r>
+              <w:rPr>
+                <w:lang w:val="en-GB"/>
+              </w:rPr>
+              <w:t>)</w:t>
             </w:r>
             <w:r>
               <w:rPr>
@@ -5973,7 +6021,19 @@
               <w:rPr>
                 <w:lang w:val="en-GB"/>
               </w:rPr>
-              <w:t>(7)</w:t>
+              <w:t>(</w:t>
+            </w:r>
+            <w:r>
+              <w:rPr>
+                <w:lang w:val="en-GB"/>
+              </w:rPr>
+              <w:t>6</w:t>
+            </w:r>
+            <w:r>
+              <w:rPr>
+                <w:lang w:val="en-GB"/>
+              </w:rPr>
+              <w:t>)</w:t>
             </w:r>
             <w:r>
               <w:rPr>
@@ -6005,7 +6065,19 @@
               <w:rPr>
                 <w:lang w:val="en-GB"/>
               </w:rPr>
-              <w:t>(8)</w:t>
+              <w:t>(</w:t>
+            </w:r>
+            <w:r>
+              <w:rPr>
+                <w:lang w:val="en-GB"/>
+              </w:rPr>
+              <w:t>7</w:t>
+            </w:r>
+            <w:r>
+              <w:rPr>
+                <w:lang w:val="en-GB"/>
+              </w:rPr>
+              <w:t>)</w:t>
             </w:r>
             <w:r>
               <w:rPr>
@@ -6037,7 +6109,19 @@
               <w:rPr>
                 <w:lang w:val="en-GB"/>
               </w:rPr>
-              <w:t>(9)</w:t>
+              <w:t>(</w:t>
+            </w:r>
+            <w:r>
+              <w:rPr>
+                <w:lang w:val="en-GB"/>
+              </w:rPr>
+              <w:t>8</w:t>
+            </w:r>
+            <w:r>
+              <w:rPr>
+                <w:lang w:val="en-GB"/>
+              </w:rPr>
+              <w:t>)</w:t>
             </w:r>
             <w:r>
               <w:rPr>
@@ -6068,7 +6152,19 @@
               <w:rPr>
                 <w:lang w:val="en-IN"/>
               </w:rPr>
-              <w:t>(10)</w:t>
+              <w:t>(</w:t>
+            </w:r>
+            <w:r>
+              <w:rPr>
+                <w:lang w:val="en-IN"/>
+              </w:rPr>
+              <w:t>9</w:t>
+            </w:r>
+            <w:r>
+              <w:rPr>
+                <w:lang w:val="en-IN"/>
+              </w:rPr>
+              <w:t>)</w:t>
             </w:r>
           </w:p>
         </w:tc>
@@ -18847,6 +18943,9 @@
                 <w:lang w:val="en-IN"/>
               </w:rPr>
             </w:pPr>
+            <w:r>
+              <w:t xml:space="preserve">House </w:t>
+            </w:r>
             <w:r>
               <w:t>rent &amp; garage rent, consumer taxes and </w:t>
             </w:r>
@@ -26838,6 +26937,7 @@
   <w:style w:type="character" w:default="1" w:styleId="DefaultParagraphFont">
     <w:name w:val="Default Paragraph Font"/>
     <w:uiPriority w:val="1"/>
+    <w:semiHidden/>
     <w:unhideWhenUsed/>
   </w:style>
   <w:style w:type="table" w:default="1" w:styleId="TableNormal">

--- a/Resources/Template/TemplateHis2026.docx
+++ b/Resources/Template/TemplateHis2026.docx
@@ -158,15 +158,7 @@
           </w:tcPr>
           <w:p>
             <w:r>
-              <w:t>State</w:t>
-            </w:r>
-            <w:proofErr w:type="gramStart"/>
-            <w:r>
-              <w:t>/u</w:t>
-            </w:r>
-            <w:proofErr w:type="gramEnd"/>
-            <w:r>
-              <w:t>.t name:</w:t>
+              <w:t>State/u.t name:</w:t>
             </w:r>
           </w:p>
         </w:tc>
@@ -1003,6 +995,15 @@
               </w:rPr>
               <w:t> </w:t>
             </w:r>
+            <w:r>
+              <w:rPr>
+                <w:lang w:val="en-IN"/>
+              </w:rPr>
+              <w:br/>
+            </w:r>
+            <w:r>
+              <w:t>(Cash Transfer only)</w:t>
+            </w:r>
           </w:p>
         </w:tc>
       </w:tr>
@@ -1176,13 +1177,8 @@
                 <w:lang w:val="en-IN"/>
               </w:rPr>
             </w:pPr>
-            <w:proofErr w:type="gramStart"/>
-            <w:r>
-              <w:t>during</w:t>
-            </w:r>
-            <w:proofErr w:type="gramEnd"/>
-            <w:r>
-              <w:t> 30 days</w:t>
+            <w:r>
+              <w:t>during 30 days</w:t>
             </w:r>
             <w:r>
               <w:rPr>
@@ -1210,13 +1206,8 @@
                 <w:lang w:val="en-IN"/>
               </w:rPr>
             </w:pPr>
-            <w:proofErr w:type="gramStart"/>
-            <w:r>
-              <w:t>during</w:t>
-            </w:r>
-            <w:proofErr w:type="gramEnd"/>
-            <w:r>
-              <w:t> 365 days</w:t>
+            <w:r>
+              <w:t>during 365 days</w:t>
             </w:r>
             <w:r>
               <w:rPr>
@@ -2152,13 +2143,8 @@
           </w:tcPr>
           <w:p>
             <w:r>
-              <w:t>[</w:t>
-            </w:r>
-            <w:proofErr w:type="gramStart"/>
-            <w:r>
-              <w:t>3]Remarks</w:t>
-            </w:r>
-            <w:proofErr w:type="gramEnd"/>
+              <w:t>[3]Remarks</w:t>
+            </w:r>
           </w:p>
         </w:tc>
         <w:tc>
@@ -2433,6 +2419,7 @@
           </w:tcPr>
           <w:p>
             <w:r>
+              <w:lastRenderedPageBreak/>
               <w:t>Q4.4</w:t>
             </w:r>
           </w:p>
@@ -2450,11 +2437,7 @@
           </w:tcPr>
           <w:p>
             <w:r>
-              <w:t xml:space="preserve">Agricultural </w:t>
-            </w:r>
-            <w:proofErr w:type="gramStart"/>
-            <w:r>
-              <w:t>activity(</w:t>
+              <w:t>Agricultural activity(</w:t>
             </w:r>
             <w:proofErr w:type="spellStart"/>
             <w:r>
@@ -2462,19 +2445,7 @@
             </w:r>
             <w:proofErr w:type="spellEnd"/>
             <w:r>
-              <w:t>)</w:t>
-            </w:r>
-            <w:proofErr w:type="gramEnd"/>
-            <w:r>
-              <w:t xml:space="preserve"> carried out by one or more household </w:t>
-            </w:r>
-            <w:proofErr w:type="gramStart"/>
-            <w:r>
-              <w:t>member</w:t>
-            </w:r>
-            <w:proofErr w:type="gramEnd"/>
-            <w:r>
-              <w:t xml:space="preserve"> in last 365 days</w:t>
+              <w:t>) carried out by one or more household member in last 365 days</w:t>
             </w:r>
           </w:p>
         </w:tc>
@@ -2504,7 +2475,6 @@
         <w:rPr>
           <w:lang w:val="en-IN"/>
         </w:rPr>
-        <w:lastRenderedPageBreak/>
         <w:t> </w:t>
       </w:r>
     </w:p>
@@ -2668,7 +2638,13 @@
               </w:rPr>
             </w:pPr>
             <w:r>
-              <w:t>NIC code (2 digit)</w:t>
+              <w:t xml:space="preserve">NIC </w:t>
+            </w:r>
+            <w:r>
+              <w:t xml:space="preserve">2025 </w:t>
+            </w:r>
+            <w:r>
+              <w:t>code (2 digit)</w:t>
             </w:r>
             <w:r>
               <w:rPr>
@@ -3165,15 +3141,7 @@
           </w:tcPr>
           <w:p>
             <w:r>
-              <w:t xml:space="preserve">Use of land </w:t>
-            </w:r>
-            <w:proofErr w:type="gramStart"/>
-            <w:r>
-              <w:t>owned(</w:t>
-            </w:r>
-            <w:proofErr w:type="gramEnd"/>
-            <w:r>
-              <w:t>multiple select)</w:t>
+              <w:t>Use of land owned(multiple select)</w:t>
             </w:r>
           </w:p>
         </w:tc>
@@ -3509,15 +3477,7 @@
           </w:tcPr>
           <w:p>
             <w:r>
-              <w:t xml:space="preserve">Whether the household has any outstanding loan taken from financial institution* for the purpose of construction of land/house/building/flat or to meet expenditure of economic activity </w:t>
-            </w:r>
-            <w:proofErr w:type="gramStart"/>
-            <w:r>
-              <w:t>or;</w:t>
-            </w:r>
-            <w:proofErr w:type="gramEnd"/>
-            <w:r>
-              <w:t xml:space="preserve"> one or more of these?</w:t>
+              <w:t>Whether the household has any outstanding loan taken from financial institution* for the purpose of construction of land/house/building/flat or to meet expenditure of economic activity or; one or more of these?</w:t>
             </w:r>
           </w:p>
         </w:tc>
@@ -3874,213 +3834,172 @@
                 <w:szCs w:val="16"/>
               </w:rPr>
             </w:pPr>
-            <w:proofErr w:type="gramStart"/>
             <w:r>
               <w:rPr>
                 <w:sz w:val="16"/>
                 <w:szCs w:val="16"/>
               </w:rPr>
-              <w:t>Other including</w:t>
-            </w:r>
-            <w:proofErr w:type="gramEnd"/>
-            <w:r>
+              <w:t>Other including tips, fees of consultants etc.</w:t>
+            </w:r>
+          </w:p>
+        </w:tc>
+        <w:tc>
+          <w:tcPr>
+            <w:tcW w:w="1078" w:type="dxa"/>
+          </w:tcPr>
+          <w:p>
+            <w:pPr>
               <w:rPr>
                 <w:sz w:val="16"/>
                 <w:szCs w:val="16"/>
               </w:rPr>
-              <w:t xml:space="preserve"> tips, fees of consultants etc.</w:t>
-            </w:r>
-          </w:p>
-        </w:tc>
-        <w:tc>
-          <w:tcPr>
-            <w:tcW w:w="1078" w:type="dxa"/>
-          </w:tcPr>
-          <w:p>
-            <w:pPr>
+            </w:pPr>
+            <w:r>
               <w:rPr>
                 <w:sz w:val="16"/>
                 <w:szCs w:val="16"/>
               </w:rPr>
-            </w:pPr>
-            <w:r>
+              <w:t>Bonuses received (festival bonus, profit-sharing or production bonuses or other forms of profit-related payment, performance-based incentive)</w:t>
+            </w:r>
+          </w:p>
+        </w:tc>
+        <w:tc>
+          <w:tcPr>
+            <w:tcW w:w="990" w:type="dxa"/>
+          </w:tcPr>
+          <w:p>
+            <w:pPr>
               <w:rPr>
                 <w:sz w:val="16"/>
                 <w:szCs w:val="16"/>
               </w:rPr>
-              <w:t>Bonuses received (festival bonus, profit-sharing or production bonuses or other forms of profit-related payment, performance-based incentive)</w:t>
-            </w:r>
-          </w:p>
-        </w:tc>
-        <w:tc>
-          <w:tcPr>
-            <w:tcW w:w="990" w:type="dxa"/>
-          </w:tcPr>
-          <w:p>
-            <w:pPr>
+            </w:pPr>
+            <w:r>
               <w:rPr>
                 <w:sz w:val="16"/>
                 <w:szCs w:val="16"/>
               </w:rPr>
-            </w:pPr>
-            <w:r>
+              <w:t>Other including commission from sales, etc.</w:t>
+            </w:r>
+          </w:p>
+        </w:tc>
+        <w:tc>
+          <w:tcPr>
+            <w:tcW w:w="1069" w:type="dxa"/>
+          </w:tcPr>
+          <w:p>
+            <w:pPr>
               <w:rPr>
                 <w:sz w:val="16"/>
                 <w:szCs w:val="16"/>
               </w:rPr>
-              <w:t>Other including commission from sales, etc.</w:t>
-            </w:r>
-          </w:p>
-        </w:tc>
-        <w:tc>
-          <w:tcPr>
-            <w:tcW w:w="1069" w:type="dxa"/>
-          </w:tcPr>
-          <w:p>
-            <w:pPr>
+            </w:pPr>
+            <w:r>
               <w:rPr>
                 <w:sz w:val="16"/>
                 <w:szCs w:val="16"/>
               </w:rPr>
-            </w:pPr>
-            <w:r>
+              <w:t>Sale value of shares offered as part of employee remuneration (employee stock option)</w:t>
+            </w:r>
+          </w:p>
+        </w:tc>
+        <w:tc>
+          <w:tcPr>
+            <w:tcW w:w="1078" w:type="dxa"/>
+          </w:tcPr>
+          <w:p>
+            <w:pPr>
               <w:rPr>
                 <w:sz w:val="16"/>
                 <w:szCs w:val="16"/>
               </w:rPr>
-              <w:t>Sale value of shares offered as part of employee remuneration (employee stock option)</w:t>
-            </w:r>
-          </w:p>
-        </w:tc>
-        <w:tc>
-          <w:tcPr>
-            <w:tcW w:w="1078" w:type="dxa"/>
-          </w:tcPr>
-          <w:p>
-            <w:pPr>
+            </w:pPr>
+            <w:r>
               <w:rPr>
                 <w:sz w:val="16"/>
                 <w:szCs w:val="16"/>
               </w:rPr>
-            </w:pPr>
-            <w:r>
+              <w:t>Leave encashments; remuneration for time not worked such as for annual leave, holidays or other paid leave, Leave Fare Concession etc.</w:t>
+            </w:r>
+          </w:p>
+        </w:tc>
+        <w:tc>
+          <w:tcPr>
+            <w:tcW w:w="1069" w:type="dxa"/>
+          </w:tcPr>
+          <w:p>
+            <w:pPr>
               <w:rPr>
                 <w:sz w:val="16"/>
                 <w:szCs w:val="16"/>
               </w:rPr>
-              <w:t xml:space="preserve">Leave encashments; remuneration for time </w:t>
-            </w:r>
-            <w:proofErr w:type="gramStart"/>
+            </w:pPr>
             <w:r>
               <w:rPr>
                 <w:sz w:val="16"/>
                 <w:szCs w:val="16"/>
               </w:rPr>
-              <w:t>not worked</w:t>
-            </w:r>
-            <w:proofErr w:type="gramEnd"/>
-            <w:r>
+              <w:t>Severance and termination pay, termination benefits including social security benefits like maturity benefits of CGEGIS etc.</w:t>
+            </w:r>
+          </w:p>
+        </w:tc>
+        <w:tc>
+          <w:tcPr>
+            <w:tcW w:w="992" w:type="dxa"/>
+          </w:tcPr>
+          <w:p>
+            <w:pPr>
               <w:rPr>
                 <w:sz w:val="16"/>
                 <w:szCs w:val="16"/>
               </w:rPr>
-              <w:t xml:space="preserve"> such as for annual leave, holidays or other paid leave, Leave Fare Concession etc.</w:t>
-            </w:r>
-          </w:p>
-        </w:tc>
-        <w:tc>
-          <w:tcPr>
-            <w:tcW w:w="1069" w:type="dxa"/>
-          </w:tcPr>
-          <w:p>
-            <w:pPr>
+            </w:pPr>
+            <w:r>
               <w:rPr>
                 <w:sz w:val="16"/>
                 <w:szCs w:val="16"/>
               </w:rPr>
-            </w:pPr>
-            <w:r>
+              <w:t>Others – directors’ fees (fees given to the directors for attending meetings), sitting fees of experts etc.</w:t>
+            </w:r>
+          </w:p>
+        </w:tc>
+        <w:tc>
+          <w:tcPr>
+            <w:tcW w:w="833" w:type="dxa"/>
+          </w:tcPr>
+          <w:p>
+            <w:pPr>
               <w:rPr>
                 <w:sz w:val="16"/>
                 <w:szCs w:val="16"/>
               </w:rPr>
-              <w:t>Severance and termination pay, termination benefits including social security benefits like maturity benefits of CGEGIS etc.</w:t>
-            </w:r>
-          </w:p>
-        </w:tc>
-        <w:tc>
-          <w:tcPr>
-            <w:tcW w:w="992" w:type="dxa"/>
-          </w:tcPr>
-          <w:p>
-            <w:pPr>
+            </w:pPr>
+            <w:r>
               <w:rPr>
                 <w:sz w:val="16"/>
                 <w:szCs w:val="16"/>
               </w:rPr>
-            </w:pPr>
-            <w:r>
+              <w:t>Total monthly income</w:t>
+            </w:r>
+          </w:p>
+        </w:tc>
+        <w:tc>
+          <w:tcPr>
+            <w:tcW w:w="1182" w:type="dxa"/>
+          </w:tcPr>
+          <w:p>
+            <w:pPr>
               <w:rPr>
                 <w:sz w:val="16"/>
                 <w:szCs w:val="16"/>
               </w:rPr>
-              <w:t>Others – directors’ fees (fees given to the directors for attending meetings), sitting fees of experts etc.</w:t>
-            </w:r>
-          </w:p>
-        </w:tc>
-        <w:tc>
-          <w:tcPr>
-            <w:tcW w:w="833" w:type="dxa"/>
-          </w:tcPr>
-          <w:p>
-            <w:pPr>
+            </w:pPr>
+            <w:r>
               <w:rPr>
                 <w:sz w:val="16"/>
                 <w:szCs w:val="16"/>
               </w:rPr>
-            </w:pPr>
-            <w:r>
-              <w:rPr>
-                <w:sz w:val="16"/>
-                <w:szCs w:val="16"/>
-              </w:rPr>
-              <w:t>Total monthly income</w:t>
-            </w:r>
-          </w:p>
-        </w:tc>
-        <w:tc>
-          <w:tcPr>
-            <w:tcW w:w="1182" w:type="dxa"/>
-          </w:tcPr>
-          <w:p>
-            <w:pPr>
-              <w:rPr>
-                <w:sz w:val="16"/>
-                <w:szCs w:val="16"/>
-              </w:rPr>
-            </w:pPr>
-            <w:r>
-              <w:rPr>
-                <w:sz w:val="16"/>
-                <w:szCs w:val="16"/>
-              </w:rPr>
-              <w:t xml:space="preserve">Please check the entries and provide </w:t>
-            </w:r>
-            <w:proofErr w:type="gramStart"/>
-            <w:r>
-              <w:rPr>
-                <w:sz w:val="16"/>
-                <w:szCs w:val="16"/>
-              </w:rPr>
-              <w:t>suitable  clarifications</w:t>
-            </w:r>
-            <w:proofErr w:type="gramEnd"/>
-            <w:r>
-              <w:rPr>
-                <w:sz w:val="16"/>
-                <w:szCs w:val="16"/>
-              </w:rPr>
-              <w:t xml:space="preserve"> in following codes</w:t>
+              <w:t>Please check the entries and provide suitable  clarifications in following codes</w:t>
             </w:r>
           </w:p>
         </w:tc>
@@ -4733,13 +4652,8 @@
           </w:tcPr>
           <w:p>
             <w:r>
-              <w:t>[</w:t>
-            </w:r>
-            <w:proofErr w:type="gramStart"/>
-            <w:r>
-              <w:t>5]Remarks</w:t>
-            </w:r>
-            <w:proofErr w:type="gramEnd"/>
+              <w:t>[5]Remarks</w:t>
+            </w:r>
           </w:p>
         </w:tc>
         <w:tc>
@@ -5008,15 +4922,7 @@
               <w:spacing w:after="160" w:line="278" w:lineRule="auto"/>
             </w:pPr>
             <w:r>
-              <w:t xml:space="preserve">Please check the entries and provide </w:t>
-            </w:r>
-            <w:proofErr w:type="gramStart"/>
-            <w:r>
-              <w:t>suitable  clarifications</w:t>
-            </w:r>
-            <w:proofErr w:type="gramEnd"/>
-            <w:r>
-              <w:t xml:space="preserve"> in following codes</w:t>
+              <w:t>Please check the entries and provide suitable  clarifications in following codes</w:t>
             </w:r>
           </w:p>
         </w:tc>
@@ -5223,13 +5129,8 @@
               <w:spacing w:after="160" w:line="278" w:lineRule="auto"/>
             </w:pPr>
             <w:r>
-              <w:t>[</w:t>
-            </w:r>
-            <w:proofErr w:type="gramStart"/>
-            <w:r>
-              <w:t>6]Remarks</w:t>
-            </w:r>
-            <w:proofErr w:type="gramEnd"/>
+              <w:t>[6]Remarks</w:t>
+            </w:r>
           </w:p>
         </w:tc>
         <w:tc>
@@ -5531,36 +5432,75 @@
                 <w:b/>
                 <w:bCs/>
               </w:rPr>
-              <w:t>unit (</w:t>
-            </w:r>
-            <w:proofErr w:type="gramStart"/>
+              <w:t>unit (Kg./no.</w:t>
+            </w:r>
             <w:r>
               <w:rPr>
                 <w:b/>
                 <w:bCs/>
               </w:rPr>
-              <w:t>Kg./</w:t>
-            </w:r>
-            <w:proofErr w:type="gramEnd"/>
+              <w:t>)</w:t>
+            </w:r>
+          </w:p>
+        </w:tc>
+        <w:tc>
+          <w:tcPr>
+            <w:tcW w:w="1232" w:type="dxa"/>
+            <w:tcBorders>
+              <w:top w:val="single" w:sz="6" w:space="0" w:color="auto"/>
+              <w:left w:val="single" w:sz="6" w:space="0" w:color="auto"/>
+              <w:bottom w:val="single" w:sz="6" w:space="0" w:color="auto"/>
+              <w:right w:val="single" w:sz="6" w:space="0" w:color="auto"/>
+            </w:tcBorders>
+            <w:vAlign w:val="center"/>
+            <w:hideMark/>
+          </w:tcPr>
+          <w:p>
+            <w:pPr>
+              <w:rPr>
+                <w:lang w:val="en-IN"/>
+              </w:rPr>
+            </w:pPr>
             <w:r>
               <w:rPr>
                 <w:b/>
                 <w:bCs/>
               </w:rPr>
-              <w:t>no.</w:t>
-            </w:r>
+              <w:t>Total Quantity Produced (harvested)</w:t>
+            </w:r>
+          </w:p>
+        </w:tc>
+        <w:tc>
+          <w:tcPr>
+            <w:tcW w:w="1027" w:type="dxa"/>
+            <w:tcBorders>
+              <w:top w:val="single" w:sz="6" w:space="0" w:color="auto"/>
+              <w:left w:val="single" w:sz="6" w:space="0" w:color="auto"/>
+              <w:bottom w:val="single" w:sz="6" w:space="0" w:color="auto"/>
+              <w:right w:val="single" w:sz="6" w:space="0" w:color="auto"/>
+            </w:tcBorders>
+            <w:vAlign w:val="center"/>
+            <w:hideMark/>
+          </w:tcPr>
+          <w:p>
+            <w:pPr>
+              <w:rPr>
+                <w:lang w:val="en-IN"/>
+              </w:rPr>
+            </w:pPr>
             <w:r>
               <w:rPr>
                 <w:b/>
                 <w:bCs/>
-              </w:rPr>
-              <w:t>)</w:t>
-            </w:r>
-          </w:p>
-        </w:tc>
-        <w:tc>
-          <w:tcPr>
-            <w:tcW w:w="1232" w:type="dxa"/>
+                <w:lang w:val="en-IN"/>
+              </w:rPr>
+              <w:t>total quantity sold (out of total production)</w:t>
+            </w:r>
+          </w:p>
+        </w:tc>
+        <w:tc>
+          <w:tcPr>
+            <w:tcW w:w="975" w:type="dxa"/>
             <w:tcBorders>
               <w:top w:val="single" w:sz="6" w:space="0" w:color="auto"/>
               <w:left w:val="single" w:sz="6" w:space="0" w:color="auto"/>
@@ -5581,13 +5521,13 @@
                 <w:b/>
                 <w:bCs/>
               </w:rPr>
-              <w:t>Total Quantity Produced (harvested)</w:t>
-            </w:r>
-          </w:p>
-        </w:tc>
-        <w:tc>
-          <w:tcPr>
-            <w:tcW w:w="1027" w:type="dxa"/>
+              <w:t>Total sale value(in Rs.)</w:t>
+            </w:r>
+          </w:p>
+        </w:tc>
+        <w:tc>
+          <w:tcPr>
+            <w:tcW w:w="993" w:type="dxa"/>
             <w:tcBorders>
               <w:top w:val="single" w:sz="6" w:space="0" w:color="auto"/>
               <w:left w:val="single" w:sz="6" w:space="0" w:color="auto"/>
@@ -5607,15 +5547,14 @@
               <w:rPr>
                 <w:b/>
                 <w:bCs/>
-                <w:lang w:val="en-IN"/>
-              </w:rPr>
-              <w:t>total quantity sold (out of total production)</w:t>
-            </w:r>
-          </w:p>
-        </w:tc>
-        <w:tc>
-          <w:tcPr>
-            <w:tcW w:w="975" w:type="dxa"/>
+              </w:rPr>
+              <w:t>Average per unit sale value (in Rs.)</w:t>
+            </w:r>
+          </w:p>
+        </w:tc>
+        <w:tc>
+          <w:tcPr>
+            <w:tcW w:w="928" w:type="dxa"/>
             <w:tcBorders>
               <w:top w:val="single" w:sz="6" w:space="0" w:color="auto"/>
               <w:left w:val="single" w:sz="6" w:space="0" w:color="auto"/>
@@ -5636,93 +5575,7 @@
                 <w:b/>
                 <w:bCs/>
               </w:rPr>
-              <w:t xml:space="preserve">Total sale </w:t>
-            </w:r>
-            <w:proofErr w:type="gramStart"/>
-            <w:r>
-              <w:rPr>
-                <w:b/>
-                <w:bCs/>
-              </w:rPr>
-              <w:t>value(</w:t>
-            </w:r>
-            <w:proofErr w:type="gramEnd"/>
-            <w:r>
-              <w:rPr>
-                <w:b/>
-                <w:bCs/>
-              </w:rPr>
-              <w:t>in Rs.)</w:t>
-            </w:r>
-          </w:p>
-        </w:tc>
-        <w:tc>
-          <w:tcPr>
-            <w:tcW w:w="993" w:type="dxa"/>
-            <w:tcBorders>
-              <w:top w:val="single" w:sz="6" w:space="0" w:color="auto"/>
-              <w:left w:val="single" w:sz="6" w:space="0" w:color="auto"/>
-              <w:bottom w:val="single" w:sz="6" w:space="0" w:color="auto"/>
-              <w:right w:val="single" w:sz="6" w:space="0" w:color="auto"/>
-            </w:tcBorders>
-            <w:vAlign w:val="center"/>
-            <w:hideMark/>
-          </w:tcPr>
-          <w:p>
-            <w:pPr>
-              <w:rPr>
-                <w:lang w:val="en-IN"/>
-              </w:rPr>
-            </w:pPr>
-            <w:r>
-              <w:rPr>
-                <w:b/>
-                <w:bCs/>
-              </w:rPr>
-              <w:t>Average per unit sale value (in Rs.)</w:t>
-            </w:r>
-          </w:p>
-        </w:tc>
-        <w:tc>
-          <w:tcPr>
-            <w:tcW w:w="928" w:type="dxa"/>
-            <w:tcBorders>
-              <w:top w:val="single" w:sz="6" w:space="0" w:color="auto"/>
-              <w:left w:val="single" w:sz="6" w:space="0" w:color="auto"/>
-              <w:bottom w:val="single" w:sz="6" w:space="0" w:color="auto"/>
-              <w:right w:val="single" w:sz="6" w:space="0" w:color="auto"/>
-            </w:tcBorders>
-            <w:vAlign w:val="center"/>
-            <w:hideMark/>
-          </w:tcPr>
-          <w:p>
-            <w:pPr>
-              <w:rPr>
-                <w:lang w:val="en-IN"/>
-              </w:rPr>
-            </w:pPr>
-            <w:r>
-              <w:rPr>
-                <w:b/>
-                <w:bCs/>
-              </w:rPr>
-              <w:t xml:space="preserve">Value of pre-harvested </w:t>
-            </w:r>
-            <w:proofErr w:type="gramStart"/>
-            <w:r>
-              <w:rPr>
-                <w:b/>
-                <w:bCs/>
-              </w:rPr>
-              <w:t>sale</w:t>
-            </w:r>
-            <w:proofErr w:type="gramEnd"/>
-            <w:r>
-              <w:rPr>
-                <w:b/>
-                <w:bCs/>
-              </w:rPr>
-              <w:t xml:space="preserve"> (Rs.)</w:t>
+              <w:t>Value of pre-harvested sale (Rs.)</w:t>
             </w:r>
           </w:p>
         </w:tc>
@@ -6463,13 +6316,8 @@
               <w:spacing w:after="160" w:line="278" w:lineRule="auto"/>
             </w:pPr>
             <w:r>
-              <w:t>[7a_</w:t>
-            </w:r>
-            <w:proofErr w:type="gramStart"/>
-            <w:r>
-              <w:t>1]Remarks</w:t>
-            </w:r>
-            <w:proofErr w:type="gramEnd"/>
+              <w:t>[7a_1]Remarks</w:t>
+            </w:r>
           </w:p>
         </w:tc>
         <w:tc>
@@ -8158,15 +8006,7 @@
               </w:rPr>
             </w:pPr>
             <w:r>
-              <w:t xml:space="preserve">Sale value of </w:t>
-            </w:r>
-            <w:proofErr w:type="gramStart"/>
-            <w:r>
-              <w:t>produces</w:t>
-            </w:r>
-            <w:proofErr w:type="gramEnd"/>
-            <w:r>
-              <w:t xml:space="preserve"> which were cultivated beyond last 365 days but sold during last 365 days (in whole no. of Rs.)</w:t>
+              <w:t>Sale value of produces which were cultivated beyond last 365 days but sold during last 365 days (in whole no. of Rs.)</w:t>
             </w:r>
             <w:r>
               <w:rPr>
@@ -8492,13 +8332,8 @@
             <w:pPr>
               <w:spacing w:after="160" w:line="278" w:lineRule="auto"/>
             </w:pPr>
-            <w:proofErr w:type="gramStart"/>
-            <w:r>
-              <w:t>Remarks(</w:t>
-            </w:r>
-            <w:proofErr w:type="gramEnd"/>
-            <w:r>
-              <w:t>if “</w:t>
+            <w:r>
+              <w:t>Remarks(if “</w:t>
             </w:r>
             <w:r>
               <w:rPr>
@@ -8515,15 +8350,7 @@
               <w:t>”</w:t>
             </w:r>
             <w:r>
-              <w:t xml:space="preserve"> selected </w:t>
-            </w:r>
-            <w:proofErr w:type="gramStart"/>
-            <w:r>
-              <w:t>in  Q7a.9.1</w:t>
-            </w:r>
-            <w:proofErr w:type="gramEnd"/>
-            <w:r>
-              <w:t>)</w:t>
+              <w:t xml:space="preserve"> selected in  Q7a.9.1)</w:t>
             </w:r>
           </w:p>
         </w:tc>
@@ -11816,13 +11643,8 @@
             <w:pPr>
               <w:spacing w:after="160" w:line="278" w:lineRule="auto"/>
             </w:pPr>
-            <w:proofErr w:type="gramStart"/>
-            <w:r>
-              <w:t>Remarks(</w:t>
-            </w:r>
-            <w:proofErr w:type="gramEnd"/>
-            <w:r>
-              <w:t>if “</w:t>
+            <w:r>
+              <w:t>Remarks(if “</w:t>
             </w:r>
             <w:r>
               <w:rPr>
@@ -11839,15 +11661,7 @@
               <w:t>”</w:t>
             </w:r>
             <w:r>
-              <w:t xml:space="preserve"> selected </w:t>
-            </w:r>
-            <w:proofErr w:type="gramStart"/>
-            <w:r>
-              <w:t>in  Q7b.9.1</w:t>
-            </w:r>
-            <w:proofErr w:type="gramEnd"/>
-            <w:r>
-              <w:t>)</w:t>
+              <w:t xml:space="preserve"> selected in  Q7b.9.1)</w:t>
             </w:r>
           </w:p>
         </w:tc>
@@ -12133,7 +11947,13 @@
               </w:rPr>
             </w:pPr>
             <w:r>
-              <w:t>NIC code </w:t>
+              <w:t xml:space="preserve">NIC </w:t>
+            </w:r>
+            <w:r>
+              <w:t xml:space="preserve">2025 </w:t>
+            </w:r>
+            <w:r>
+              <w:t>code </w:t>
             </w:r>
             <w:r>
               <w:rPr>
@@ -12196,15 +12016,7 @@
               </w:rPr>
             </w:pPr>
             <w:r>
-              <w:t>(</w:t>
-            </w:r>
-            <w:proofErr w:type="gramStart"/>
-            <w:r>
-              <w:t>in</w:t>
-            </w:r>
-            <w:proofErr w:type="gramEnd"/>
-            <w:r>
-              <w:t> Rs.)</w:t>
+              <w:t>(in Rs.)</w:t>
             </w:r>
             <w:r>
               <w:rPr>
@@ -12468,13 +12280,8 @@
           <w:p>
             <w:bookmarkStart w:id="0" w:name="_Hlk218793563"/>
             <w:r>
-              <w:t>[7_</w:t>
-            </w:r>
-            <w:proofErr w:type="gramStart"/>
-            <w:r>
-              <w:t>c]Remarks</w:t>
-            </w:r>
-            <w:proofErr w:type="gramEnd"/>
+              <w:t>[7_c]Remarks</w:t>
+            </w:r>
           </w:p>
         </w:tc>
         <w:tc>
@@ -13465,6 +13272,9 @@
               </w:rPr>
             </w:pPr>
             <w:r>
+              <w:t>and/</w:t>
+            </w:r>
+            <w:r>
               <w:t>or </w:t>
             </w:r>
             <w:r>
@@ -13722,13 +13532,8 @@
             <w:pPr>
               <w:spacing w:after="160" w:line="278" w:lineRule="auto"/>
             </w:pPr>
-            <w:proofErr w:type="gramStart"/>
-            <w:r>
-              <w:t>Remarks(</w:t>
-            </w:r>
-            <w:proofErr w:type="gramEnd"/>
-            <w:r>
-              <w:t>if “</w:t>
+            <w:r>
+              <w:t>Remarks(if “</w:t>
             </w:r>
             <w:r>
               <w:rPr>
@@ -13745,15 +13550,7 @@
               <w:t>”</w:t>
             </w:r>
             <w:r>
-              <w:t xml:space="preserve"> selected </w:t>
-            </w:r>
-            <w:proofErr w:type="gramStart"/>
-            <w:r>
-              <w:t>in  Q7c.9.1</w:t>
-            </w:r>
-            <w:proofErr w:type="gramEnd"/>
-            <w:r>
-              <w:t>)</w:t>
+              <w:t xml:space="preserve"> selected in  Q7c.9.1)</w:t>
             </w:r>
           </w:p>
         </w:tc>
@@ -14040,13 +13837,8 @@
               </w:rPr>
             </w:pPr>
             <w:r>
-              <w:t>[7</w:t>
-            </w:r>
-            <w:proofErr w:type="gramStart"/>
-            <w:r>
-              <w:t>d]Remarks</w:t>
-            </w:r>
-            <w:proofErr w:type="gramEnd"/>
+              <w:t>[7d]Remarks</w:t>
+            </w:r>
           </w:p>
         </w:tc>
         <w:tc>
@@ -15319,13 +15111,8 @@
           </w:tcPr>
           <w:p>
             <w:r>
-              <w:t>[</w:t>
-            </w:r>
-            <w:proofErr w:type="gramStart"/>
-            <w:r>
-              <w:t>8.1]Remarks</w:t>
-            </w:r>
-            <w:proofErr w:type="gramEnd"/>
+              <w:t>[8.1]Remarks</w:t>
+            </w:r>
           </w:p>
         </w:tc>
         <w:tc>
@@ -15704,7 +15491,13 @@
               </w:rPr>
             </w:pPr>
             <w:r>
-              <w:t>certificates of deposit (Fixed/Recurring Deposits etc.), government bonds/securities, co-operative credit societies/micro-finance institutions/self-help groups</w:t>
+              <w:t>certificates of deposit (</w:t>
+            </w:r>
+            <w:r>
+              <w:t xml:space="preserve">including </w:t>
+            </w:r>
+            <w:r>
+              <w:t>Fixed/Recurring Deposits etc.), government bonds/securities, co-operative credit societies/micro-finance institutions/self-help groups</w:t>
             </w:r>
             <w:r>
               <w:rPr>
@@ -17951,15 +17744,7 @@
               </w:rPr>
             </w:pPr>
             <w:r>
-              <w:t xml:space="preserve">cereals &amp; cereal products, pulses &amp; pulse products, salt &amp; sugar, edible oil, spices, dry </w:t>
-            </w:r>
-            <w:proofErr w:type="gramStart"/>
-            <w:r>
-              <w:t>fruits</w:t>
-            </w:r>
-            <w:proofErr w:type="gramEnd"/>
-            <w:r>
-              <w:t xml:space="preserve"> &amp; nuts</w:t>
+              <w:t>cereals &amp; cereal products, pulses &amp; pulse products, salt &amp; sugar, edible oil, spices, dry fruits &amp; nuts</w:t>
             </w:r>
             <w:r>
               <w:rPr>
@@ -20751,7 +20536,7 @@
               </w:rPr>
             </w:pPr>
             <w:r>
-              <w:t>Total expenditure = sum (Q10.1: 10.2 + Q10.4) /7×30 + {sum (Q10.3 + Q10.5: Q10.12) + Q10.91 + Q10.92} + {sum (Q10.13: Q10.22) + Q10.93}/365×30</w:t>
+              <w:t>Total expenditure = [{sum (Q10.1: 10.2) + Q10.4)} / 7 x 30] + {Q 10.3 + Q 10.5 + Q 10.91 + sum (Q 10.6: Q 10.10 + Q 10.12 + Q 10.92} + [{ sum (Q 10.13: Q 10.22) + Q 10.93} / 365 x 30]</w:t>
             </w:r>
           </w:p>
         </w:tc>
@@ -21371,27 +21156,6 @@
             <w:vAlign w:val="center"/>
             <w:hideMark/>
           </w:tcPr>
-          <w:p>
-            <w:pPr>
-              <w:spacing w:after="160" w:line="278" w:lineRule="auto"/>
-              <w:rPr>
-                <w:lang w:val="en-IN"/>
-              </w:rPr>
-            </w:pPr>
-            <w:r>
-              <w:rPr>
-                <w:i/>
-                <w:iCs/>
-              </w:rPr>
-              <w:t>If code 2 in 11.1, </w:t>
-            </w:r>
-            <w:r>
-              <w:rPr>
-                <w:lang w:val="en-IN"/>
-              </w:rPr>
-              <w:t> </w:t>
-            </w:r>
-          </w:p>
           <w:p>
             <w:pPr>
               <w:spacing w:after="160" w:line="278" w:lineRule="auto"/>
@@ -22142,15 +21906,7 @@
               </w:rPr>
             </w:pPr>
             <w:r>
-              <w:t>(</w:t>
-            </w:r>
-            <w:proofErr w:type="gramStart"/>
-            <w:r>
-              <w:t>in</w:t>
-            </w:r>
-            <w:proofErr w:type="gramEnd"/>
-            <w:r>
-              <w:t> Rs.)</w:t>
+              <w:t>(in Rs.)</w:t>
             </w:r>
             <w:r>
               <w:rPr>
@@ -22381,13 +22137,8 @@
               <w:spacing w:after="160" w:line="278" w:lineRule="auto"/>
             </w:pPr>
             <w:r>
-              <w:t>[11</w:t>
-            </w:r>
-            <w:proofErr w:type="gramStart"/>
-            <w:r>
-              <w:t>b]Remarks</w:t>
-            </w:r>
-            <w:proofErr w:type="gramEnd"/>
+              <w:t>[11b]Remarks</w:t>
+            </w:r>
           </w:p>
         </w:tc>
         <w:tc>
@@ -22443,16 +22194,11 @@
             <w:r>
               <w:t>12</w:t>
             </w:r>
-            <w:proofErr w:type="gramStart"/>
             <w:r>
               <w:t xml:space="preserve">] </w:t>
             </w:r>
             <w:r>
-              <w:t xml:space="preserve"> Particulars</w:t>
-            </w:r>
-            <w:proofErr w:type="gramEnd"/>
-            <w:r>
-              <w:t xml:space="preserve"> of Total Income of the Household</w:t>
+              <w:t xml:space="preserve"> Particulars of Total Income of the Household</w:t>
             </w:r>
           </w:p>
         </w:tc>
@@ -23858,15 +23604,7 @@
               </w:rPr>
             </w:pPr>
             <w:r>
-              <w:t xml:space="preserve">Transfer paid to non-household </w:t>
-            </w:r>
-            <w:proofErr w:type="gramStart"/>
-            <w:r>
-              <w:t>member</w:t>
-            </w:r>
-            <w:proofErr w:type="gramEnd"/>
-            <w:r>
-              <w:t> (Block 11a)</w:t>
+              <w:t>Transfer paid to non-household member (Block 11a)</w:t>
             </w:r>
             <w:r>
               <w:rPr>
@@ -24908,24 +24646,15 @@
                 <w:sz w:val="18"/>
                 <w:szCs w:val="18"/>
               </w:rPr>
-              <w:t xml:space="preserve">Date </w:t>
-            </w:r>
-            <w:proofErr w:type="gramStart"/>
+              <w:t xml:space="preserve">Date of </w:t>
+            </w:r>
             <w:r>
               <w:rPr>
                 <w:sz w:val="18"/>
                 <w:szCs w:val="18"/>
               </w:rPr>
-              <w:t xml:space="preserve">of </w:t>
-            </w:r>
-            <w:r>
-              <w:rPr>
-                <w:sz w:val="18"/>
-                <w:szCs w:val="18"/>
-              </w:rPr>
               <w:t xml:space="preserve"> Scrutiny</w:t>
             </w:r>
-            <w:proofErr w:type="gramEnd"/>
           </w:p>
         </w:tc>
         <w:tc>
@@ -25545,23 +25274,7 @@
                 <w:sz w:val="18"/>
                 <w:szCs w:val="18"/>
               </w:rPr>
-              <w:t xml:space="preserve">Mobile number of informant/any other household </w:t>
-            </w:r>
-            <w:proofErr w:type="gramStart"/>
-            <w:r>
-              <w:rPr>
-                <w:sz w:val="18"/>
-                <w:szCs w:val="18"/>
-              </w:rPr>
-              <w:t>member</w:t>
-            </w:r>
-            <w:proofErr w:type="gramEnd"/>
-            <w:r>
-              <w:rPr>
-                <w:sz w:val="18"/>
-                <w:szCs w:val="18"/>
-              </w:rPr>
-              <w:t xml:space="preserve"> who can be contacted</w:t>
+              <w:t>Mobile number of informant/any other household member who can be contacted</w:t>
             </w:r>
           </w:p>
         </w:tc>
@@ -26937,7 +26650,6 @@
   <w:style w:type="character" w:default="1" w:styleId="DefaultParagraphFont">
     <w:name w:val="Default Paragraph Font"/>
     <w:uiPriority w:val="1"/>
-    <w:semiHidden/>
     <w:unhideWhenUsed/>
   </w:style>
   <w:style w:type="table" w:default="1" w:styleId="TableNormal">

--- a/Resources/Template/TemplateHis2026.docx
+++ b/Resources/Template/TemplateHis2026.docx
@@ -158,7 +158,15 @@
           </w:tcPr>
           <w:p>
             <w:r>
-              <w:t>State/u.t name:</w:t>
+              <w:t>State</w:t>
+            </w:r>
+            <w:proofErr w:type="gramStart"/>
+            <w:r>
+              <w:t>/u</w:t>
+            </w:r>
+            <w:proofErr w:type="gramEnd"/>
+            <w:r>
+              <w:t>.t name:</w:t>
             </w:r>
           </w:p>
         </w:tc>
@@ -590,18 +598,18 @@
         <w:tblLook w:val="04A0" w:firstRow="1" w:lastRow="0" w:firstColumn="1" w:lastColumn="0" w:noHBand="0" w:noVBand="1"/>
       </w:tblPr>
       <w:tblGrid>
-        <w:gridCol w:w="326"/>
-        <w:gridCol w:w="933"/>
-        <w:gridCol w:w="893"/>
-        <w:gridCol w:w="437"/>
-        <w:gridCol w:w="625"/>
-        <w:gridCol w:w="1115"/>
-        <w:gridCol w:w="2160"/>
-        <w:gridCol w:w="462"/>
-        <w:gridCol w:w="578"/>
-        <w:gridCol w:w="462"/>
-        <w:gridCol w:w="578"/>
-        <w:gridCol w:w="1300"/>
+        <w:gridCol w:w="348"/>
+        <w:gridCol w:w="994"/>
+        <w:gridCol w:w="951"/>
+        <w:gridCol w:w="464"/>
+        <w:gridCol w:w="665"/>
+        <w:gridCol w:w="1188"/>
+        <w:gridCol w:w="2302"/>
+        <w:gridCol w:w="492"/>
+        <w:gridCol w:w="615"/>
+        <w:gridCol w:w="492"/>
+        <w:gridCol w:w="615"/>
+        <w:gridCol w:w="743"/>
       </w:tblGrid>
       <w:tr>
         <w:trPr>
@@ -980,29 +988,15 @@
               </w:rPr>
             </w:pPr>
             <w:r>
-              <w:t>whether a beneficiary of any Central/ State Government social assistance scheme as on date of survey </w:t>
-            </w:r>
-            <w:r>
-              <w:rPr>
-                <w:i/>
-                <w:iCs/>
-              </w:rPr>
-              <w:t>(yes-1/ no-2)</w:t>
-            </w:r>
-            <w:r>
-              <w:rPr>
-                <w:lang w:val="en-IN"/>
-              </w:rPr>
-              <w:t> </w:t>
-            </w:r>
-            <w:r>
-              <w:rPr>
-                <w:lang w:val="en-IN"/>
-              </w:rPr>
-              <w:br/>
-            </w:r>
-            <w:r>
-              <w:t>(Cash Transfer only)</w:t>
+              <w:t>Whether a beneficiary of any Central/State Government social assistance scheme* as on date of survey (yes-1/no-2</w:t>
+            </w:r>
+            <w:proofErr w:type="gramStart"/>
+            <w:r>
+              <w:t>)  *</w:t>
+            </w:r>
+            <w:proofErr w:type="gramEnd"/>
+            <w:r>
+              <w:t>Cash transfer only</w:t>
             </w:r>
           </w:p>
         </w:tc>
@@ -1177,8 +1171,13 @@
                 <w:lang w:val="en-IN"/>
               </w:rPr>
             </w:pPr>
-            <w:r>
-              <w:t>during 30 days</w:t>
+            <w:proofErr w:type="gramStart"/>
+            <w:r>
+              <w:t>during</w:t>
+            </w:r>
+            <w:proofErr w:type="gramEnd"/>
+            <w:r>
+              <w:t> 30 days</w:t>
             </w:r>
             <w:r>
               <w:rPr>
@@ -1206,8 +1205,13 @@
                 <w:lang w:val="en-IN"/>
               </w:rPr>
             </w:pPr>
-            <w:r>
-              <w:t>during 365 days</w:t>
+            <w:proofErr w:type="gramStart"/>
+            <w:r>
+              <w:t>during</w:t>
+            </w:r>
+            <w:proofErr w:type="gramEnd"/>
+            <w:r>
+              <w:t> 365 days</w:t>
             </w:r>
             <w:r>
               <w:rPr>
@@ -2143,8 +2147,13 @@
           </w:tcPr>
           <w:p>
             <w:r>
-              <w:t>[3]Remarks</w:t>
-            </w:r>
+              <w:t>[</w:t>
+            </w:r>
+            <w:proofErr w:type="gramStart"/>
+            <w:r>
+              <w:t>3]Remarks</w:t>
+            </w:r>
+            <w:proofErr w:type="gramEnd"/>
           </w:p>
         </w:tc>
         <w:tc>
@@ -2187,6 +2196,7 @@
               <w:rPr>
                 <w:b/>
               </w:rPr>
+              <w:lastRenderedPageBreak/>
               <w:t>[4]</w:t>
             </w:r>
             <w:r>
@@ -2419,7 +2429,6 @@
           </w:tcPr>
           <w:p>
             <w:r>
-              <w:lastRenderedPageBreak/>
               <w:t>Q4.4</w:t>
             </w:r>
           </w:p>
@@ -2437,7 +2446,11 @@
           </w:tcPr>
           <w:p>
             <w:r>
-              <w:t>Agricultural activity(</w:t>
+              <w:t xml:space="preserve">Agricultural </w:t>
+            </w:r>
+            <w:proofErr w:type="gramStart"/>
+            <w:r>
+              <w:t>activity(</w:t>
             </w:r>
             <w:proofErr w:type="spellStart"/>
             <w:r>
@@ -2445,7 +2458,19 @@
             </w:r>
             <w:proofErr w:type="spellEnd"/>
             <w:r>
-              <w:t>) carried out by one or more household member in last 365 days</w:t>
+              <w:t>)</w:t>
+            </w:r>
+            <w:proofErr w:type="gramEnd"/>
+            <w:r>
+              <w:t xml:space="preserve"> carried out by one or more household </w:t>
+            </w:r>
+            <w:proofErr w:type="gramStart"/>
+            <w:r>
+              <w:t>member</w:t>
+            </w:r>
+            <w:proofErr w:type="gramEnd"/>
+            <w:r>
+              <w:t xml:space="preserve"> in last 365 days</w:t>
             </w:r>
           </w:p>
         </w:tc>
@@ -3141,7 +3166,15 @@
           </w:tcPr>
           <w:p>
             <w:r>
-              <w:t>Use of land owned(multiple select)</w:t>
+              <w:t xml:space="preserve">Use of land </w:t>
+            </w:r>
+            <w:proofErr w:type="gramStart"/>
+            <w:r>
+              <w:t>owned(</w:t>
+            </w:r>
+            <w:proofErr w:type="gramEnd"/>
+            <w:r>
+              <w:t>multiple select)</w:t>
             </w:r>
           </w:p>
         </w:tc>
@@ -3477,7 +3510,31 @@
           </w:tcPr>
           <w:p>
             <w:r>
-              <w:t>Whether the household has any outstanding loan taken from financial institution* for the purpose of construction of land/house/building/flat or to meet expenditure of economic activity or; one or more of these?</w:t>
+              <w:t xml:space="preserve">Whether the household has any outstanding loan taken from financial institution* for the purpose of </w:t>
+            </w:r>
+            <w:proofErr w:type="gramStart"/>
+            <w:r>
+              <w:t>purchase</w:t>
+            </w:r>
+            <w:proofErr w:type="gramEnd"/>
+            <w:r>
+              <w:t xml:space="preserve"> </w:t>
+            </w:r>
+            <w:proofErr w:type="gramStart"/>
+            <w:r>
+              <w:t>/ construction of land</w:t>
+            </w:r>
+            <w:proofErr w:type="gramEnd"/>
+            <w:r>
+              <w:t xml:space="preserve">/house/building/flat or to meet expenditure of economic activity </w:t>
+            </w:r>
+            <w:proofErr w:type="gramStart"/>
+            <w:r>
+              <w:t>or;</w:t>
+            </w:r>
+            <w:proofErr w:type="gramEnd"/>
+            <w:r>
+              <w:t xml:space="preserve"> one or more of these?</w:t>
             </w:r>
           </w:p>
         </w:tc>
@@ -3834,172 +3891,213 @@
                 <w:szCs w:val="16"/>
               </w:rPr>
             </w:pPr>
+            <w:proofErr w:type="gramStart"/>
             <w:r>
               <w:rPr>
                 <w:sz w:val="16"/>
                 <w:szCs w:val="16"/>
               </w:rPr>
-              <w:t>Other including tips, fees of consultants etc.</w:t>
-            </w:r>
-          </w:p>
-        </w:tc>
-        <w:tc>
-          <w:tcPr>
-            <w:tcW w:w="1078" w:type="dxa"/>
-          </w:tcPr>
-          <w:p>
-            <w:pPr>
+              <w:t>Other including</w:t>
+            </w:r>
+            <w:proofErr w:type="gramEnd"/>
+            <w:r>
               <w:rPr>
                 <w:sz w:val="16"/>
                 <w:szCs w:val="16"/>
               </w:rPr>
-            </w:pPr>
-            <w:r>
+              <w:t xml:space="preserve"> tips, fees of consultants etc.</w:t>
+            </w:r>
+          </w:p>
+        </w:tc>
+        <w:tc>
+          <w:tcPr>
+            <w:tcW w:w="1078" w:type="dxa"/>
+          </w:tcPr>
+          <w:p>
+            <w:pPr>
               <w:rPr>
                 <w:sz w:val="16"/>
                 <w:szCs w:val="16"/>
               </w:rPr>
-              <w:t>Bonuses received (festival bonus, profit-sharing or production bonuses or other forms of profit-related payment, performance-based incentive)</w:t>
-            </w:r>
-          </w:p>
-        </w:tc>
-        <w:tc>
-          <w:tcPr>
-            <w:tcW w:w="990" w:type="dxa"/>
-          </w:tcPr>
-          <w:p>
-            <w:pPr>
+            </w:pPr>
+            <w:r>
               <w:rPr>
                 <w:sz w:val="16"/>
                 <w:szCs w:val="16"/>
               </w:rPr>
-            </w:pPr>
-            <w:r>
+              <w:t>Bonuses received (festival bonus, profit-sharing or production bonuses or other forms of profit-related payment, performance-based incentive)</w:t>
+            </w:r>
+          </w:p>
+        </w:tc>
+        <w:tc>
+          <w:tcPr>
+            <w:tcW w:w="990" w:type="dxa"/>
+          </w:tcPr>
+          <w:p>
+            <w:pPr>
               <w:rPr>
                 <w:sz w:val="16"/>
                 <w:szCs w:val="16"/>
               </w:rPr>
-              <w:t>Other including commission from sales, etc.</w:t>
-            </w:r>
-          </w:p>
-        </w:tc>
-        <w:tc>
-          <w:tcPr>
-            <w:tcW w:w="1069" w:type="dxa"/>
-          </w:tcPr>
-          <w:p>
-            <w:pPr>
+            </w:pPr>
+            <w:r>
               <w:rPr>
                 <w:sz w:val="16"/>
                 <w:szCs w:val="16"/>
               </w:rPr>
-            </w:pPr>
-            <w:r>
+              <w:t>Other including commission from sales, etc.</w:t>
+            </w:r>
+          </w:p>
+        </w:tc>
+        <w:tc>
+          <w:tcPr>
+            <w:tcW w:w="1069" w:type="dxa"/>
+          </w:tcPr>
+          <w:p>
+            <w:pPr>
               <w:rPr>
                 <w:sz w:val="16"/>
                 <w:szCs w:val="16"/>
               </w:rPr>
-              <w:t>Sale value of shares offered as part of employee remuneration (employee stock option)</w:t>
-            </w:r>
-          </w:p>
-        </w:tc>
-        <w:tc>
-          <w:tcPr>
-            <w:tcW w:w="1078" w:type="dxa"/>
-          </w:tcPr>
-          <w:p>
-            <w:pPr>
+            </w:pPr>
+            <w:r>
               <w:rPr>
                 <w:sz w:val="16"/>
                 <w:szCs w:val="16"/>
               </w:rPr>
-            </w:pPr>
-            <w:r>
+              <w:t>Sale value of shares offered as part of employee remuneration (employee stock option)</w:t>
+            </w:r>
+          </w:p>
+        </w:tc>
+        <w:tc>
+          <w:tcPr>
+            <w:tcW w:w="1078" w:type="dxa"/>
+          </w:tcPr>
+          <w:p>
+            <w:pPr>
               <w:rPr>
                 <w:sz w:val="16"/>
                 <w:szCs w:val="16"/>
               </w:rPr>
-              <w:t>Leave encashments; remuneration for time not worked such as for annual leave, holidays or other paid leave, Leave Fare Concession etc.</w:t>
-            </w:r>
-          </w:p>
-        </w:tc>
-        <w:tc>
-          <w:tcPr>
-            <w:tcW w:w="1069" w:type="dxa"/>
-          </w:tcPr>
-          <w:p>
-            <w:pPr>
+            </w:pPr>
+            <w:r>
               <w:rPr>
                 <w:sz w:val="16"/>
                 <w:szCs w:val="16"/>
               </w:rPr>
-            </w:pPr>
+              <w:t xml:space="preserve">Leave encashments; remuneration for time </w:t>
+            </w:r>
+            <w:proofErr w:type="gramStart"/>
             <w:r>
               <w:rPr>
                 <w:sz w:val="16"/>
                 <w:szCs w:val="16"/>
               </w:rPr>
-              <w:t>Severance and termination pay, termination benefits including social security benefits like maturity benefits of CGEGIS etc.</w:t>
-            </w:r>
-          </w:p>
-        </w:tc>
-        <w:tc>
-          <w:tcPr>
-            <w:tcW w:w="992" w:type="dxa"/>
-          </w:tcPr>
-          <w:p>
-            <w:pPr>
+              <w:t>not worked</w:t>
+            </w:r>
+            <w:proofErr w:type="gramEnd"/>
+            <w:r>
               <w:rPr>
                 <w:sz w:val="16"/>
                 <w:szCs w:val="16"/>
               </w:rPr>
-            </w:pPr>
-            <w:r>
+              <w:t xml:space="preserve"> such as for annual leave, holidays or other paid leave, Leave Fare Concession etc.</w:t>
+            </w:r>
+          </w:p>
+        </w:tc>
+        <w:tc>
+          <w:tcPr>
+            <w:tcW w:w="1069" w:type="dxa"/>
+          </w:tcPr>
+          <w:p>
+            <w:pPr>
               <w:rPr>
                 <w:sz w:val="16"/>
                 <w:szCs w:val="16"/>
               </w:rPr>
-              <w:t>Others – directors’ fees (fees given to the directors for attending meetings), sitting fees of experts etc.</w:t>
-            </w:r>
-          </w:p>
-        </w:tc>
-        <w:tc>
-          <w:tcPr>
-            <w:tcW w:w="833" w:type="dxa"/>
-          </w:tcPr>
-          <w:p>
-            <w:pPr>
+            </w:pPr>
+            <w:r>
               <w:rPr>
                 <w:sz w:val="16"/>
                 <w:szCs w:val="16"/>
               </w:rPr>
-            </w:pPr>
-            <w:r>
+              <w:t>Severance and termination pay, termination benefits including social security benefits like maturity benefits of CGEGIS etc.</w:t>
+            </w:r>
+          </w:p>
+        </w:tc>
+        <w:tc>
+          <w:tcPr>
+            <w:tcW w:w="992" w:type="dxa"/>
+          </w:tcPr>
+          <w:p>
+            <w:pPr>
               <w:rPr>
                 <w:sz w:val="16"/>
                 <w:szCs w:val="16"/>
               </w:rPr>
-              <w:t>Total monthly income</w:t>
-            </w:r>
-          </w:p>
-        </w:tc>
-        <w:tc>
-          <w:tcPr>
-            <w:tcW w:w="1182" w:type="dxa"/>
-          </w:tcPr>
-          <w:p>
-            <w:pPr>
+            </w:pPr>
+            <w:r>
               <w:rPr>
                 <w:sz w:val="16"/>
                 <w:szCs w:val="16"/>
               </w:rPr>
-            </w:pPr>
-            <w:r>
+              <w:t>Others – directors’ fees (fees given to the directors for attending meetings), sitting fees of experts etc.</w:t>
+            </w:r>
+          </w:p>
+        </w:tc>
+        <w:tc>
+          <w:tcPr>
+            <w:tcW w:w="833" w:type="dxa"/>
+          </w:tcPr>
+          <w:p>
+            <w:pPr>
               <w:rPr>
                 <w:sz w:val="16"/>
                 <w:szCs w:val="16"/>
               </w:rPr>
-              <w:t>Please check the entries and provide suitable  clarifications in following codes</w:t>
+            </w:pPr>
+            <w:r>
+              <w:rPr>
+                <w:sz w:val="16"/>
+                <w:szCs w:val="16"/>
+              </w:rPr>
+              <w:t>Total monthly income</w:t>
+            </w:r>
+          </w:p>
+        </w:tc>
+        <w:tc>
+          <w:tcPr>
+            <w:tcW w:w="1182" w:type="dxa"/>
+          </w:tcPr>
+          <w:p>
+            <w:pPr>
+              <w:rPr>
+                <w:sz w:val="16"/>
+                <w:szCs w:val="16"/>
+              </w:rPr>
+            </w:pPr>
+            <w:r>
+              <w:rPr>
+                <w:sz w:val="16"/>
+                <w:szCs w:val="16"/>
+              </w:rPr>
+              <w:t xml:space="preserve">Please check the entries and provide </w:t>
+            </w:r>
+            <w:proofErr w:type="gramStart"/>
+            <w:r>
+              <w:rPr>
+                <w:sz w:val="16"/>
+                <w:szCs w:val="16"/>
+              </w:rPr>
+              <w:t>suitable  clarifications</w:t>
+            </w:r>
+            <w:proofErr w:type="gramEnd"/>
+            <w:r>
+              <w:rPr>
+                <w:sz w:val="16"/>
+                <w:szCs w:val="16"/>
+              </w:rPr>
+              <w:t xml:space="preserve"> in following codes</w:t>
             </w:r>
           </w:p>
         </w:tc>
@@ -4652,8 +4750,13 @@
           </w:tcPr>
           <w:p>
             <w:r>
-              <w:t>[5]Remarks</w:t>
-            </w:r>
+              <w:t>[</w:t>
+            </w:r>
+            <w:proofErr w:type="gramStart"/>
+            <w:r>
+              <w:t>5]Remarks</w:t>
+            </w:r>
+            <w:proofErr w:type="gramEnd"/>
           </w:p>
         </w:tc>
         <w:tc>
@@ -4922,7 +5025,15 @@
               <w:spacing w:after="160" w:line="278" w:lineRule="auto"/>
             </w:pPr>
             <w:r>
-              <w:t>Please check the entries and provide suitable  clarifications in following codes</w:t>
+              <w:t xml:space="preserve">Please check the entries and provide </w:t>
+            </w:r>
+            <w:proofErr w:type="gramStart"/>
+            <w:r>
+              <w:t>suitable  clarifications</w:t>
+            </w:r>
+            <w:proofErr w:type="gramEnd"/>
+            <w:r>
+              <w:t xml:space="preserve"> in following codes</w:t>
             </w:r>
           </w:p>
         </w:tc>
@@ -5129,8 +5240,13 @@
               <w:spacing w:after="160" w:line="278" w:lineRule="auto"/>
             </w:pPr>
             <w:r>
-              <w:t>[6]Remarks</w:t>
-            </w:r>
+              <w:t>[</w:t>
+            </w:r>
+            <w:proofErr w:type="gramStart"/>
+            <w:r>
+              <w:t>6]Remarks</w:t>
+            </w:r>
+            <w:proofErr w:type="gramEnd"/>
           </w:p>
         </w:tc>
         <w:tc>
@@ -5432,75 +5548,36 @@
                 <w:b/>
                 <w:bCs/>
               </w:rPr>
-              <w:t>unit (Kg./no.</w:t>
-            </w:r>
+              <w:t>unit (</w:t>
+            </w:r>
+            <w:proofErr w:type="gramStart"/>
             <w:r>
               <w:rPr>
                 <w:b/>
                 <w:bCs/>
               </w:rPr>
-              <w:t>)</w:t>
-            </w:r>
-          </w:p>
-        </w:tc>
-        <w:tc>
-          <w:tcPr>
-            <w:tcW w:w="1232" w:type="dxa"/>
-            <w:tcBorders>
-              <w:top w:val="single" w:sz="6" w:space="0" w:color="auto"/>
-              <w:left w:val="single" w:sz="6" w:space="0" w:color="auto"/>
-              <w:bottom w:val="single" w:sz="6" w:space="0" w:color="auto"/>
-              <w:right w:val="single" w:sz="6" w:space="0" w:color="auto"/>
-            </w:tcBorders>
-            <w:vAlign w:val="center"/>
-            <w:hideMark/>
-          </w:tcPr>
-          <w:p>
-            <w:pPr>
-              <w:rPr>
-                <w:lang w:val="en-IN"/>
-              </w:rPr>
-            </w:pPr>
+              <w:t>Kg./</w:t>
+            </w:r>
+            <w:proofErr w:type="gramEnd"/>
             <w:r>
               <w:rPr>
                 <w:b/>
                 <w:bCs/>
               </w:rPr>
-              <w:t>Total Quantity Produced (harvested)</w:t>
-            </w:r>
-          </w:p>
-        </w:tc>
-        <w:tc>
-          <w:tcPr>
-            <w:tcW w:w="1027" w:type="dxa"/>
-            <w:tcBorders>
-              <w:top w:val="single" w:sz="6" w:space="0" w:color="auto"/>
-              <w:left w:val="single" w:sz="6" w:space="0" w:color="auto"/>
-              <w:bottom w:val="single" w:sz="6" w:space="0" w:color="auto"/>
-              <w:right w:val="single" w:sz="6" w:space="0" w:color="auto"/>
-            </w:tcBorders>
-            <w:vAlign w:val="center"/>
-            <w:hideMark/>
-          </w:tcPr>
-          <w:p>
-            <w:pPr>
-              <w:rPr>
-                <w:lang w:val="en-IN"/>
-              </w:rPr>
-            </w:pPr>
+              <w:t>no.</w:t>
+            </w:r>
             <w:r>
               <w:rPr>
                 <w:b/>
                 <w:bCs/>
-                <w:lang w:val="en-IN"/>
-              </w:rPr>
-              <w:t>total quantity sold (out of total production)</w:t>
-            </w:r>
-          </w:p>
-        </w:tc>
-        <w:tc>
-          <w:tcPr>
-            <w:tcW w:w="975" w:type="dxa"/>
+              </w:rPr>
+              <w:t>)</w:t>
+            </w:r>
+          </w:p>
+        </w:tc>
+        <w:tc>
+          <w:tcPr>
+            <w:tcW w:w="1232" w:type="dxa"/>
             <w:tcBorders>
               <w:top w:val="single" w:sz="6" w:space="0" w:color="auto"/>
               <w:left w:val="single" w:sz="6" w:space="0" w:color="auto"/>
@@ -5521,13 +5598,13 @@
                 <w:b/>
                 <w:bCs/>
               </w:rPr>
-              <w:t>Total sale value(in Rs.)</w:t>
-            </w:r>
-          </w:p>
-        </w:tc>
-        <w:tc>
-          <w:tcPr>
-            <w:tcW w:w="993" w:type="dxa"/>
+              <w:t>Total Quantity Produced (harvested)</w:t>
+            </w:r>
+          </w:p>
+        </w:tc>
+        <w:tc>
+          <w:tcPr>
+            <w:tcW w:w="1027" w:type="dxa"/>
             <w:tcBorders>
               <w:top w:val="single" w:sz="6" w:space="0" w:color="auto"/>
               <w:left w:val="single" w:sz="6" w:space="0" w:color="auto"/>
@@ -5547,14 +5624,15 @@
               <w:rPr>
                 <w:b/>
                 <w:bCs/>
-              </w:rPr>
-              <w:t>Average per unit sale value (in Rs.)</w:t>
-            </w:r>
-          </w:p>
-        </w:tc>
-        <w:tc>
-          <w:tcPr>
-            <w:tcW w:w="928" w:type="dxa"/>
+                <w:lang w:val="en-IN"/>
+              </w:rPr>
+              <w:t>total quantity sold (out of total production)</w:t>
+            </w:r>
+          </w:p>
+        </w:tc>
+        <w:tc>
+          <w:tcPr>
+            <w:tcW w:w="975" w:type="dxa"/>
             <w:tcBorders>
               <w:top w:val="single" w:sz="6" w:space="0" w:color="auto"/>
               <w:left w:val="single" w:sz="6" w:space="0" w:color="auto"/>
@@ -5575,7 +5653,93 @@
                 <w:b/>
                 <w:bCs/>
               </w:rPr>
-              <w:t>Value of pre-harvested sale (Rs.)</w:t>
+              <w:t xml:space="preserve">Total sale </w:t>
+            </w:r>
+            <w:proofErr w:type="gramStart"/>
+            <w:r>
+              <w:rPr>
+                <w:b/>
+                <w:bCs/>
+              </w:rPr>
+              <w:t>value(</w:t>
+            </w:r>
+            <w:proofErr w:type="gramEnd"/>
+            <w:r>
+              <w:rPr>
+                <w:b/>
+                <w:bCs/>
+              </w:rPr>
+              <w:t>in Rs.)</w:t>
+            </w:r>
+          </w:p>
+        </w:tc>
+        <w:tc>
+          <w:tcPr>
+            <w:tcW w:w="993" w:type="dxa"/>
+            <w:tcBorders>
+              <w:top w:val="single" w:sz="6" w:space="0" w:color="auto"/>
+              <w:left w:val="single" w:sz="6" w:space="0" w:color="auto"/>
+              <w:bottom w:val="single" w:sz="6" w:space="0" w:color="auto"/>
+              <w:right w:val="single" w:sz="6" w:space="0" w:color="auto"/>
+            </w:tcBorders>
+            <w:vAlign w:val="center"/>
+            <w:hideMark/>
+          </w:tcPr>
+          <w:p>
+            <w:pPr>
+              <w:rPr>
+                <w:lang w:val="en-IN"/>
+              </w:rPr>
+            </w:pPr>
+            <w:r>
+              <w:rPr>
+                <w:b/>
+                <w:bCs/>
+              </w:rPr>
+              <w:t>Average per unit sale value (in Rs.)</w:t>
+            </w:r>
+          </w:p>
+        </w:tc>
+        <w:tc>
+          <w:tcPr>
+            <w:tcW w:w="928" w:type="dxa"/>
+            <w:tcBorders>
+              <w:top w:val="single" w:sz="6" w:space="0" w:color="auto"/>
+              <w:left w:val="single" w:sz="6" w:space="0" w:color="auto"/>
+              <w:bottom w:val="single" w:sz="6" w:space="0" w:color="auto"/>
+              <w:right w:val="single" w:sz="6" w:space="0" w:color="auto"/>
+            </w:tcBorders>
+            <w:vAlign w:val="center"/>
+            <w:hideMark/>
+          </w:tcPr>
+          <w:p>
+            <w:pPr>
+              <w:rPr>
+                <w:lang w:val="en-IN"/>
+              </w:rPr>
+            </w:pPr>
+            <w:r>
+              <w:rPr>
+                <w:b/>
+                <w:bCs/>
+              </w:rPr>
+              <w:t xml:space="preserve">Value of pre-harvested </w:t>
+            </w:r>
+            <w:proofErr w:type="gramStart"/>
+            <w:r>
+              <w:rPr>
+                <w:b/>
+                <w:bCs/>
+              </w:rPr>
+              <w:t>sale</w:t>
+            </w:r>
+            <w:proofErr w:type="gramEnd"/>
+            <w:r>
+              <w:rPr>
+                <w:b/>
+                <w:bCs/>
+              </w:rPr>
+              <w:t xml:space="preserve"> (Rs.)</w:t>
             </w:r>
           </w:p>
         </w:tc>
@@ -6316,8 +6480,13 @@
               <w:spacing w:after="160" w:line="278" w:lineRule="auto"/>
             </w:pPr>
             <w:r>
-              <w:t>[7a_1]Remarks</w:t>
-            </w:r>
+              <w:t>[7a_</w:t>
+            </w:r>
+            <w:proofErr w:type="gramStart"/>
+            <w:r>
+              <w:t>1]Remarks</w:t>
+            </w:r>
+            <w:proofErr w:type="gramEnd"/>
           </w:p>
         </w:tc>
         <w:tc>
@@ -8006,7 +8175,15 @@
               </w:rPr>
             </w:pPr>
             <w:r>
-              <w:t>Sale value of produces which were cultivated beyond last 365 days but sold during last 365 days (in whole no. of Rs.)</w:t>
+              <w:t xml:space="preserve">Sale value of </w:t>
+            </w:r>
+            <w:proofErr w:type="gramStart"/>
+            <w:r>
+              <w:t>produces</w:t>
+            </w:r>
+            <w:proofErr w:type="gramEnd"/>
+            <w:r>
+              <w:t xml:space="preserve"> which were cultivated beyond last 365 days but sold during last 365 days (in whole no. of Rs.)</w:t>
             </w:r>
             <w:r>
               <w:rPr>
@@ -8332,8 +8509,13 @@
             <w:pPr>
               <w:spacing w:after="160" w:line="278" w:lineRule="auto"/>
             </w:pPr>
-            <w:r>
-              <w:t>Remarks(if “</w:t>
+            <w:proofErr w:type="gramStart"/>
+            <w:r>
+              <w:t>Remarks(</w:t>
+            </w:r>
+            <w:proofErr w:type="gramEnd"/>
+            <w:r>
+              <w:t>if “</w:t>
             </w:r>
             <w:r>
               <w:rPr>
@@ -8350,7 +8532,15 @@
               <w:t>”</w:t>
             </w:r>
             <w:r>
-              <w:t xml:space="preserve"> selected in  Q7a.9.1)</w:t>
+              <w:t xml:space="preserve"> selected </w:t>
+            </w:r>
+            <w:proofErr w:type="gramStart"/>
+            <w:r>
+              <w:t>in  Q7a.9.1</w:t>
+            </w:r>
+            <w:proofErr w:type="gramEnd"/>
+            <w:r>
+              <w:t>)</w:t>
             </w:r>
           </w:p>
         </w:tc>
@@ -9529,7 +9719,13 @@
               </w:rPr>
             </w:pPr>
             <w:r>
-              <w:t>timber, bamboo, wood etc.</w:t>
+              <w:t>timber,</w:t>
+            </w:r>
+            <w:r>
+              <w:t xml:space="preserve"> </w:t>
+            </w:r>
+            <w:r>
+              <w:t>wood etc.</w:t>
             </w:r>
             <w:r>
               <w:rPr>
@@ -11385,13 +11581,7 @@
               </w:rPr>
             </w:pPr>
             <w:r>
-              <w:t>Imputed value of any of the items (as mentioned in Q7.6) consumed by the household or bartered to other households out of total production during last 365 days (in whole no. of Rs.)</w:t>
-            </w:r>
-            <w:r>
-              <w:rPr>
-                <w:lang w:val="en-IN"/>
-              </w:rPr>
-              <w:t> </w:t>
+              <w:t>Imputed value of any of the items (as mentioned in Q7.6) consumed by the household and/or bartered to other households out of total production during last 365 days (in whole no. of Rs.)</w:t>
             </w:r>
           </w:p>
         </w:tc>
@@ -11643,8 +11833,13 @@
             <w:pPr>
               <w:spacing w:after="160" w:line="278" w:lineRule="auto"/>
             </w:pPr>
-            <w:r>
-              <w:t>Remarks(if “</w:t>
+            <w:proofErr w:type="gramStart"/>
+            <w:r>
+              <w:t>Remarks(</w:t>
+            </w:r>
+            <w:proofErr w:type="gramEnd"/>
+            <w:r>
+              <w:t>if “</w:t>
             </w:r>
             <w:r>
               <w:rPr>
@@ -11661,7 +11856,15 @@
               <w:t>”</w:t>
             </w:r>
             <w:r>
-              <w:t xml:space="preserve"> selected in  Q7b.9.1)</w:t>
+              <w:t xml:space="preserve"> selected </w:t>
+            </w:r>
+            <w:proofErr w:type="gramStart"/>
+            <w:r>
+              <w:t>in  Q7b.9.1</w:t>
+            </w:r>
+            <w:proofErr w:type="gramEnd"/>
+            <w:r>
+              <w:t>)</w:t>
             </w:r>
           </w:p>
         </w:tc>
@@ -12016,7 +12219,15 @@
               </w:rPr>
             </w:pPr>
             <w:r>
-              <w:t>(in Rs.)</w:t>
+              <w:t>(</w:t>
+            </w:r>
+            <w:proofErr w:type="gramStart"/>
+            <w:r>
+              <w:t>in</w:t>
+            </w:r>
+            <w:proofErr w:type="gramEnd"/>
+            <w:r>
+              <w:t> Rs.)</w:t>
             </w:r>
             <w:r>
               <w:rPr>
@@ -12280,8 +12491,13 @@
           <w:p>
             <w:bookmarkStart w:id="0" w:name="_Hlk218793563"/>
             <w:r>
-              <w:t>[7_c]Remarks</w:t>
-            </w:r>
+              <w:t>[7_</w:t>
+            </w:r>
+            <w:proofErr w:type="gramStart"/>
+            <w:r>
+              <w:t>c]Remarks</w:t>
+            </w:r>
+            <w:proofErr w:type="gramEnd"/>
           </w:p>
         </w:tc>
         <w:tc>
@@ -13532,8 +13748,13 @@
             <w:pPr>
               <w:spacing w:after="160" w:line="278" w:lineRule="auto"/>
             </w:pPr>
-            <w:r>
-              <w:t>Remarks(if “</w:t>
+            <w:proofErr w:type="gramStart"/>
+            <w:r>
+              <w:t>Remarks(</w:t>
+            </w:r>
+            <w:proofErr w:type="gramEnd"/>
+            <w:r>
+              <w:t>if “</w:t>
             </w:r>
             <w:r>
               <w:rPr>
@@ -13550,7 +13771,15 @@
               <w:t>”</w:t>
             </w:r>
             <w:r>
-              <w:t xml:space="preserve"> selected in  Q7c.9.1)</w:t>
+              <w:t xml:space="preserve"> selected </w:t>
+            </w:r>
+            <w:proofErr w:type="gramStart"/>
+            <w:r>
+              <w:t>in  Q7c.9.1</w:t>
+            </w:r>
+            <w:proofErr w:type="gramEnd"/>
+            <w:r>
+              <w:t>)</w:t>
             </w:r>
           </w:p>
         </w:tc>
@@ -13837,8 +14066,13 @@
               </w:rPr>
             </w:pPr>
             <w:r>
-              <w:t>[7d]Remarks</w:t>
-            </w:r>
+              <w:t>[7</w:t>
+            </w:r>
+            <w:proofErr w:type="gramStart"/>
+            <w:r>
+              <w:t>d]Remarks</w:t>
+            </w:r>
+            <w:proofErr w:type="gramEnd"/>
           </w:p>
         </w:tc>
         <w:tc>
@@ -15111,8 +15345,13 @@
           </w:tcPr>
           <w:p>
             <w:r>
-              <w:t>[8.1]Remarks</w:t>
-            </w:r>
+              <w:t>[</w:t>
+            </w:r>
+            <w:proofErr w:type="gramStart"/>
+            <w:r>
+              <w:t>8.1]Remarks</w:t>
+            </w:r>
+            <w:proofErr w:type="gramEnd"/>
           </w:p>
         </w:tc>
         <w:tc>
@@ -17744,7 +17983,15 @@
               </w:rPr>
             </w:pPr>
             <w:r>
-              <w:t>cereals &amp; cereal products, pulses &amp; pulse products, salt &amp; sugar, edible oil, spices, dry fruits &amp; nuts</w:t>
+              <w:t xml:space="preserve">cereals &amp; cereal products, pulses &amp; pulse products, salt &amp; sugar, edible oil, spices, dry </w:t>
+            </w:r>
+            <w:proofErr w:type="gramStart"/>
+            <w:r>
+              <w:t>fruits</w:t>
+            </w:r>
+            <w:proofErr w:type="gramEnd"/>
+            <w:r>
+              <w:t xml:space="preserve"> &amp; nuts</w:t>
             </w:r>
             <w:r>
               <w:rPr>
@@ -20536,7 +20783,39 @@
               </w:rPr>
             </w:pPr>
             <w:r>
-              <w:t>Total expenditure = [{sum (Q10.1: 10.2) + Q10.4)} / 7 x 30] + {Q 10.3 + Q 10.5 + Q 10.91 + sum (Q 10.6: Q 10.10 + Q 10.12 + Q 10.92} + [{ sum (Q 10.13: Q 10.22) + Q 10.93} / 365 x 30]</w:t>
+              <w:t xml:space="preserve">Total expenditure </w:t>
+            </w:r>
+            <w:proofErr w:type="gramStart"/>
+            <w:r>
+              <w:t>= [{</w:t>
+            </w:r>
+            <w:proofErr w:type="gramEnd"/>
+            <w:r>
+              <w:t>sum (Q10.1: 10.2) + Q10.</w:t>
+            </w:r>
+            <w:proofErr w:type="gramStart"/>
+            <w:r>
+              <w:t>4)}</w:t>
+            </w:r>
+            <w:proofErr w:type="gramEnd"/>
+            <w:r>
+              <w:t xml:space="preserve"> / 7 x 30] + {Q 10.3 + Q 10.5 + Q 10.91 + sum (Q 10.6: Q 10.10 + Q 10.12 + Q 10.92} + </w:t>
+            </w:r>
+            <w:proofErr w:type="gramStart"/>
+            <w:r>
+              <w:t>[{ sum</w:t>
+            </w:r>
+            <w:proofErr w:type="gramEnd"/>
+            <w:r>
+              <w:t xml:space="preserve"> (Q 10.13: Q 10.22) + Q </w:t>
+            </w:r>
+            <w:proofErr w:type="gramStart"/>
+            <w:r>
+              <w:t>10.93} /</w:t>
+            </w:r>
+            <w:proofErr w:type="gramEnd"/>
+            <w:r>
+              <w:t xml:space="preserve"> 365 x 30]</w:t>
             </w:r>
           </w:p>
         </w:tc>
@@ -21164,30 +21443,7 @@
               </w:rPr>
             </w:pPr>
             <w:r>
-              <w:t>Whether transfers paid to other households in the form of family support payments (such as alimony, child and parental support) </w:t>
-            </w:r>
-            <w:r>
-              <w:rPr>
-                <w:b/>
-                <w:bCs/>
-              </w:rPr>
-              <w:t>during last 365 days</w:t>
-            </w:r>
-            <w:r>
-              <w:t>? </w:t>
-            </w:r>
-            <w:r>
-              <w:rPr>
-                <w:i/>
-                <w:iCs/>
-              </w:rPr>
-              <w:t>(yes - 1, no – 2)</w:t>
-            </w:r>
-            <w:r>
-              <w:rPr>
-                <w:lang w:val="en-IN"/>
-              </w:rPr>
-              <w:t> </w:t>
+              <w:t>Whether transfers paid to other households in the form of family support payments (such as alimony, child and parental support) during last 365 days excluding any payment which are monthly in nature and already recorded in Q11.1? (yes - 1, no – 2)</w:t>
             </w:r>
           </w:p>
         </w:tc>
@@ -21906,7 +22162,15 @@
               </w:rPr>
             </w:pPr>
             <w:r>
-              <w:t>(in Rs.)</w:t>
+              <w:t>(</w:t>
+            </w:r>
+            <w:proofErr w:type="gramStart"/>
+            <w:r>
+              <w:t>in</w:t>
+            </w:r>
+            <w:proofErr w:type="gramEnd"/>
+            <w:r>
+              <w:t> Rs.)</w:t>
             </w:r>
             <w:r>
               <w:rPr>
@@ -22137,8 +22401,13 @@
               <w:spacing w:after="160" w:line="278" w:lineRule="auto"/>
             </w:pPr>
             <w:r>
-              <w:t>[11b]Remarks</w:t>
-            </w:r>
+              <w:t>[11</w:t>
+            </w:r>
+            <w:proofErr w:type="gramStart"/>
+            <w:r>
+              <w:t>b]Remarks</w:t>
+            </w:r>
+            <w:proofErr w:type="gramEnd"/>
           </w:p>
         </w:tc>
         <w:tc>
@@ -22194,11 +22463,16 @@
             <w:r>
               <w:t>12</w:t>
             </w:r>
+            <w:proofErr w:type="gramStart"/>
             <w:r>
               <w:t xml:space="preserve">] </w:t>
             </w:r>
             <w:r>
-              <w:t xml:space="preserve"> Particulars of Total Income of the Household</w:t>
+              <w:t xml:space="preserve"> Particulars</w:t>
+            </w:r>
+            <w:proofErr w:type="gramEnd"/>
+            <w:r>
+              <w:t xml:space="preserve"> of Total Income of the Household</w:t>
             </w:r>
           </w:p>
         </w:tc>
@@ -23604,7 +23878,15 @@
               </w:rPr>
             </w:pPr>
             <w:r>
-              <w:t>Transfer paid to non-household member (Block 11a)</w:t>
+              <w:t xml:space="preserve">Transfer paid to non-household </w:t>
+            </w:r>
+            <w:proofErr w:type="gramStart"/>
+            <w:r>
+              <w:t>member</w:t>
+            </w:r>
+            <w:proofErr w:type="gramEnd"/>
+            <w:r>
+              <w:t> (Block 11a)</w:t>
             </w:r>
             <w:r>
               <w:rPr>
@@ -24646,15 +24928,24 @@
                 <w:sz w:val="18"/>
                 <w:szCs w:val="18"/>
               </w:rPr>
-              <w:t xml:space="preserve">Date of </w:t>
-            </w:r>
+              <w:t xml:space="preserve">Date </w:t>
+            </w:r>
+            <w:proofErr w:type="gramStart"/>
             <w:r>
               <w:rPr>
                 <w:sz w:val="18"/>
                 <w:szCs w:val="18"/>
               </w:rPr>
+              <w:t xml:space="preserve">of </w:t>
+            </w:r>
+            <w:r>
+              <w:rPr>
+                <w:sz w:val="18"/>
+                <w:szCs w:val="18"/>
+              </w:rPr>
               <w:t xml:space="preserve"> Scrutiny</w:t>
             </w:r>
+            <w:proofErr w:type="gramEnd"/>
           </w:p>
         </w:tc>
         <w:tc>
@@ -25274,7 +25565,23 @@
                 <w:sz w:val="18"/>
                 <w:szCs w:val="18"/>
               </w:rPr>
-              <w:t>Mobile number of informant/any other household member who can be contacted</w:t>
+              <w:t xml:space="preserve">Mobile number of informant/any other household </w:t>
+            </w:r>
+            <w:proofErr w:type="gramStart"/>
+            <w:r>
+              <w:rPr>
+                <w:sz w:val="18"/>
+                <w:szCs w:val="18"/>
+              </w:rPr>
+              <w:t>member</w:t>
+            </w:r>
+            <w:proofErr w:type="gramEnd"/>
+            <w:r>
+              <w:rPr>
+                <w:sz w:val="18"/>
+                <w:szCs w:val="18"/>
+              </w:rPr>
+              <w:t xml:space="preserve"> who can be contacted</w:t>
             </w:r>
           </w:p>
         </w:tc>

--- a/Resources/Template/TemplateHis2026.docx
+++ b/Resources/Template/TemplateHis2026.docx
@@ -2450,15 +2450,7 @@
             </w:r>
             <w:proofErr w:type="gramStart"/>
             <w:r>
-              <w:t>activity(</w:t>
-            </w:r>
-            <w:proofErr w:type="spellStart"/>
-            <w:r>
-              <w:t>ies</w:t>
-            </w:r>
-            <w:proofErr w:type="spellEnd"/>
-            <w:r>
-              <w:t>)</w:t>
+              <w:t>activity(ies)</w:t>
             </w:r>
             <w:proofErr w:type="gramEnd"/>
             <w:r>
@@ -3269,15 +3261,7 @@
           </w:tcPr>
           <w:p>
             <w:r>
-              <w:t>If codes 1-3 in Q4.9, (Multiple options can be selected) Type of economic activity(</w:t>
-            </w:r>
-            <w:proofErr w:type="spellStart"/>
-            <w:r>
-              <w:t>ies</w:t>
-            </w:r>
-            <w:proofErr w:type="spellEnd"/>
-            <w:r>
-              <w:t>), household performed during last 365 day</w:t>
+              <w:t>If codes 1-3 in Q4.9, (Multiple options can be selected) Type of economic activity(ies), household performed during last 365 day</w:t>
             </w:r>
           </w:p>
         </w:tc>
@@ -3831,32 +3815,14 @@
                 <w:sz w:val="16"/>
                 <w:szCs w:val="16"/>
               </w:rPr>
-              <w:t xml:space="preserve">Last </w:t>
-            </w:r>
-            <w:proofErr w:type="spellStart"/>
-            <w:r>
-              <w:rPr>
-                <w:b/>
-                <w:bCs/>
+              <w:t>Last month</w:t>
+            </w:r>
+            <w:r>
+              <w:rPr>
                 <w:sz w:val="16"/>
                 <w:szCs w:val="16"/>
               </w:rPr>
-              <w:t>month</w:t>
-            </w:r>
-            <w:r>
-              <w:rPr>
-                <w:sz w:val="16"/>
-                <w:szCs w:val="16"/>
-              </w:rPr>
-              <w:t>Gross</w:t>
-            </w:r>
-            <w:proofErr w:type="spellEnd"/>
-            <w:r>
-              <w:rPr>
-                <w:sz w:val="16"/>
-                <w:szCs w:val="16"/>
-              </w:rPr>
-              <w:t xml:space="preserve"> salary</w:t>
+              <w:t>Gross salary</w:t>
             </w:r>
           </w:p>
         </w:tc>
@@ -4267,107 +4233,75 @@
                 <w:sz w:val="16"/>
                 <w:szCs w:val="16"/>
               </w:rPr>
-              <w:t>3(</w:t>
-            </w:r>
-            <w:proofErr w:type="spellStart"/>
+              <w:t>3(i)</w:t>
+            </w:r>
             <w:r>
               <w:rPr>
                 <w:sz w:val="16"/>
                 <w:szCs w:val="16"/>
               </w:rPr>
-              <w:t>i</w:t>
-            </w:r>
-            <w:proofErr w:type="spellEnd"/>
-            <w:r>
+              <w:t>)</w:t>
+            </w:r>
+          </w:p>
+        </w:tc>
+        <w:tc>
+          <w:tcPr>
+            <w:tcW w:w="936" w:type="dxa"/>
+          </w:tcPr>
+          <w:p>
+            <w:pPr>
               <w:rPr>
                 <w:sz w:val="16"/>
                 <w:szCs w:val="16"/>
               </w:rPr>
-              <w:t>)</w:t>
-            </w:r>
+            </w:pPr>
             <w:r>
               <w:rPr>
                 <w:sz w:val="16"/>
                 <w:szCs w:val="16"/>
               </w:rPr>
-              <w:t>)</w:t>
-            </w:r>
-          </w:p>
-        </w:tc>
-        <w:tc>
-          <w:tcPr>
-            <w:tcW w:w="936" w:type="dxa"/>
-          </w:tcPr>
-          <w:p>
-            <w:pPr>
+              <w:t>(</w:t>
+            </w:r>
+            <w:r>
               <w:rPr>
                 <w:sz w:val="16"/>
                 <w:szCs w:val="16"/>
               </w:rPr>
-            </w:pPr>
+              <w:t>3(ii)</w:t>
+            </w:r>
             <w:r>
               <w:rPr>
                 <w:sz w:val="16"/>
                 <w:szCs w:val="16"/>
               </w:rPr>
-              <w:t>(</w:t>
-            </w:r>
-            <w:r>
+              <w:t>)</w:t>
+            </w:r>
+          </w:p>
+        </w:tc>
+        <w:tc>
+          <w:tcPr>
+            <w:tcW w:w="1078" w:type="dxa"/>
+          </w:tcPr>
+          <w:p>
+            <w:pPr>
               <w:rPr>
                 <w:sz w:val="16"/>
                 <w:szCs w:val="16"/>
               </w:rPr>
-              <w:t>3(ii)</w:t>
-            </w:r>
+            </w:pPr>
             <w:r>
               <w:rPr>
                 <w:sz w:val="16"/>
                 <w:szCs w:val="16"/>
               </w:rPr>
-              <w:t>)</w:t>
-            </w:r>
-          </w:p>
-        </w:tc>
-        <w:tc>
-          <w:tcPr>
-            <w:tcW w:w="1078" w:type="dxa"/>
-          </w:tcPr>
-          <w:p>
-            <w:pPr>
+              <w:t>(</w:t>
+            </w:r>
+            <w:r>
               <w:rPr>
                 <w:sz w:val="16"/>
                 <w:szCs w:val="16"/>
               </w:rPr>
-            </w:pPr>
-            <w:r>
-              <w:rPr>
-                <w:sz w:val="16"/>
-                <w:szCs w:val="16"/>
-              </w:rPr>
-              <w:t>(</w:t>
-            </w:r>
-            <w:r>
-              <w:rPr>
-                <w:sz w:val="16"/>
-                <w:szCs w:val="16"/>
-              </w:rPr>
-              <w:t>4(</w:t>
-            </w:r>
-            <w:proofErr w:type="spellStart"/>
-            <w:r>
-              <w:rPr>
-                <w:sz w:val="16"/>
-                <w:szCs w:val="16"/>
-              </w:rPr>
-              <w:t>i</w:t>
-            </w:r>
-            <w:proofErr w:type="spellEnd"/>
-            <w:r>
-              <w:rPr>
-                <w:sz w:val="16"/>
-                <w:szCs w:val="16"/>
-              </w:rPr>
-              <w:t>)</w:t>
+              <w:t>4(i)</w:t>
             </w:r>
             <w:r>
               <w:rPr>
@@ -4889,13 +4823,8 @@
             <w:tcW w:w="886" w:type="dxa"/>
           </w:tcPr>
           <w:p>
-            <w:proofErr w:type="spellStart"/>
-            <w:r>
-              <w:t>Srl</w:t>
-            </w:r>
-            <w:proofErr w:type="spellEnd"/>
-            <w:r>
-              <w:t>. no.</w:t>
+            <w:r>
+              <w:t>Srl. no.</w:t>
             </w:r>
           </w:p>
         </w:tc>
@@ -7315,13 +7244,8 @@
                 <w:lang w:val="en-IN"/>
               </w:rPr>
             </w:pPr>
-            <w:proofErr w:type="spellStart"/>
-            <w:r>
-              <w:t>labour</w:t>
-            </w:r>
-            <w:proofErr w:type="spellEnd"/>
-            <w:r>
-              <w:t> cost (human and animal)</w:t>
+            <w:r>
+              <w:t>labour cost (human and animal)</w:t>
             </w:r>
             <w:r>
               <w:rPr>
@@ -10720,13 +10644,8 @@
                 <w:lang w:val="en-IN"/>
               </w:rPr>
             </w:pPr>
-            <w:proofErr w:type="spellStart"/>
-            <w:r>
-              <w:t>labour</w:t>
-            </w:r>
-            <w:proofErr w:type="spellEnd"/>
-            <w:r>
-              <w:t> cost (human &amp; animal)</w:t>
+            <w:r>
+              <w:t>labour cost (human &amp; animal)</w:t>
             </w:r>
             <w:r>
               <w:rPr>
@@ -12795,13 +12714,8 @@
                 <w:lang w:val="en-IN"/>
               </w:rPr>
             </w:pPr>
-            <w:proofErr w:type="spellStart"/>
-            <w:r>
-              <w:t>labour</w:t>
-            </w:r>
-            <w:proofErr w:type="spellEnd"/>
-            <w:r>
-              <w:t> cost</w:t>
+            <w:r>
+              <w:t>labour cost</w:t>
             </w:r>
             <w:r>
               <w:rPr>
@@ -15085,6 +14999,35 @@
                 <w:lang w:val="en-IN"/>
               </w:rPr>
               <w:t> </w:t>
+            </w:r>
+            <w:r>
+              <w:rPr>
+                <w:lang w:val="en-IN"/>
+              </w:rPr>
+              <w:t xml:space="preserve">- </w:t>
+            </w:r>
+            <w:r>
+              <w:rPr>
+                <w:b/>
+                <w:bCs/>
+              </w:rPr>
+              <w:t xml:space="preserve">Government social assistance </w:t>
+            </w:r>
+            <w:proofErr w:type="gramStart"/>
+            <w:r>
+              <w:rPr>
+                <w:b/>
+                <w:bCs/>
+              </w:rPr>
+              <w:t>benefits(</w:t>
+            </w:r>
+            <w:proofErr w:type="gramEnd"/>
+            <w:r>
+              <w:rPr>
+                <w:b/>
+                <w:bCs/>
+              </w:rPr>
+              <w:t>cash transfers only)</w:t>
             </w:r>
           </w:p>
         </w:tc>
@@ -18979,13 +18922,8 @@
               <w:t xml:space="preserve">House </w:t>
             </w:r>
             <w:r>
-              <w:t>rent &amp; garage rent, consumer taxes and </w:t>
-            </w:r>
-            <w:proofErr w:type="spellStart"/>
-            <w:r>
-              <w:t>cesses</w:t>
-            </w:r>
-            <w:proofErr w:type="spellEnd"/>
+              <w:t>rent &amp; garage rent, consumer taxes and cesses</w:t>
+            </w:r>
             <w:r>
               <w:rPr>
                 <w:lang w:val="en-IN"/>
@@ -20566,13 +20504,8 @@
                 <w:lang w:val="en-IN"/>
               </w:rPr>
             </w:pPr>
-            <w:proofErr w:type="spellStart"/>
-            <w:r>
-              <w:t>jewellery</w:t>
-            </w:r>
-            <w:proofErr w:type="spellEnd"/>
-            <w:r>
-              <w:t> &amp; ornaments</w:t>
+            <w:r>
+              <w:t>jewellery &amp; ornaments</w:t>
             </w:r>
             <w:r>
               <w:rPr>
@@ -25251,21 +25184,12 @@
                 <w:lang w:val="en-IN"/>
               </w:rPr>
             </w:pPr>
-            <w:proofErr w:type="spellStart"/>
             <w:r>
               <w:rPr>
                 <w:sz w:val="18"/>
                 <w:szCs w:val="18"/>
               </w:rPr>
-              <w:t>i</w:t>
-            </w:r>
-            <w:proofErr w:type="spellEnd"/>
-            <w:r>
-              <w:rPr>
-                <w:sz w:val="18"/>
-                <w:szCs w:val="18"/>
-              </w:rPr>
-              <w:t>) In block 12 /13</w:t>
+              <w:t>i) In block 12 /13</w:t>
             </w:r>
           </w:p>
         </w:tc>

--- a/Resources/Template/TemplateHis2026.docx
+++ b/Resources/Template/TemplateHis2026.docx
@@ -2450,7 +2450,15 @@
             </w:r>
             <w:proofErr w:type="gramStart"/>
             <w:r>
-              <w:t>activity(ies)</w:t>
+              <w:t>activity(</w:t>
+            </w:r>
+            <w:proofErr w:type="spellStart"/>
+            <w:r>
+              <w:t>ies</w:t>
+            </w:r>
+            <w:proofErr w:type="spellEnd"/>
+            <w:r>
+              <w:t>)</w:t>
             </w:r>
             <w:proofErr w:type="gramEnd"/>
             <w:r>
@@ -3063,7 +3071,20 @@
           </w:tcPr>
           <w:p>
             <w:r>
-              <w:t>Own any land (within the country)?</w:t>
+              <w:t>Does the household own any land (</w:t>
+            </w:r>
+            <w:proofErr w:type="gramStart"/>
+            <w:r>
+              <w:t>within</w:t>
+            </w:r>
+            <w:proofErr w:type="gramEnd"/>
+            <w:r>
+              <w:t xml:space="preserve"> the country) as on the date of survey?</w:t>
+            </w:r>
+          </w:p>
+          <w:p>
+            <w:r>
+              <w:t>(consider all land that is owned and / or leased out by the household)</w:t>
             </w:r>
           </w:p>
         </w:tc>
@@ -3261,7 +3282,15 @@
           </w:tcPr>
           <w:p>
             <w:r>
-              <w:t>If codes 1-3 in Q4.9, (Multiple options can be selected) Type of economic activity(ies), household performed during last 365 day</w:t>
+              <w:t>If codes 1-3 in Q4.9, (Multiple options can be selected) Type of economic activity(</w:t>
+            </w:r>
+            <w:proofErr w:type="spellStart"/>
+            <w:r>
+              <w:t>ies</w:t>
+            </w:r>
+            <w:proofErr w:type="spellEnd"/>
+            <w:r>
+              <w:t>), household performed during last 365 day</w:t>
             </w:r>
           </w:p>
         </w:tc>
@@ -3815,14 +3844,32 @@
                 <w:sz w:val="16"/>
                 <w:szCs w:val="16"/>
               </w:rPr>
-              <w:t>Last month</w:t>
-            </w:r>
-            <w:r>
-              <w:rPr>
+              <w:t xml:space="preserve">Last </w:t>
+            </w:r>
+            <w:proofErr w:type="spellStart"/>
+            <w:r>
+              <w:rPr>
+                <w:b/>
+                <w:bCs/>
                 <w:sz w:val="16"/>
                 <w:szCs w:val="16"/>
               </w:rPr>
-              <w:t>Gross salary</w:t>
+              <w:t>month</w:t>
+            </w:r>
+            <w:r>
+              <w:rPr>
+                <w:sz w:val="16"/>
+                <w:szCs w:val="16"/>
+              </w:rPr>
+              <w:t>Gross</w:t>
+            </w:r>
+            <w:proofErr w:type="spellEnd"/>
+            <w:r>
+              <w:rPr>
+                <w:sz w:val="16"/>
+                <w:szCs w:val="16"/>
+              </w:rPr>
+              <w:t xml:space="preserve"> salary</w:t>
             </w:r>
           </w:p>
         </w:tc>
@@ -4233,75 +4280,107 @@
                 <w:sz w:val="16"/>
                 <w:szCs w:val="16"/>
               </w:rPr>
-              <w:t>3(i)</w:t>
-            </w:r>
+              <w:t>3(</w:t>
+            </w:r>
+            <w:proofErr w:type="spellStart"/>
             <w:r>
               <w:rPr>
                 <w:sz w:val="16"/>
                 <w:szCs w:val="16"/>
               </w:rPr>
-              <w:t>)</w:t>
-            </w:r>
-          </w:p>
-        </w:tc>
-        <w:tc>
-          <w:tcPr>
-            <w:tcW w:w="936" w:type="dxa"/>
-          </w:tcPr>
-          <w:p>
-            <w:pPr>
+              <w:t>i</w:t>
+            </w:r>
+            <w:proofErr w:type="spellEnd"/>
+            <w:r>
               <w:rPr>
                 <w:sz w:val="16"/>
                 <w:szCs w:val="16"/>
               </w:rPr>
-            </w:pPr>
+              <w:t>)</w:t>
+            </w:r>
             <w:r>
               <w:rPr>
                 <w:sz w:val="16"/>
                 <w:szCs w:val="16"/>
               </w:rPr>
-              <w:t>(</w:t>
-            </w:r>
-            <w:r>
+              <w:t>)</w:t>
+            </w:r>
+          </w:p>
+        </w:tc>
+        <w:tc>
+          <w:tcPr>
+            <w:tcW w:w="936" w:type="dxa"/>
+          </w:tcPr>
+          <w:p>
+            <w:pPr>
               <w:rPr>
                 <w:sz w:val="16"/>
                 <w:szCs w:val="16"/>
               </w:rPr>
-              <w:t>3(ii)</w:t>
-            </w:r>
+            </w:pPr>
             <w:r>
               <w:rPr>
                 <w:sz w:val="16"/>
                 <w:szCs w:val="16"/>
               </w:rPr>
-              <w:t>)</w:t>
-            </w:r>
-          </w:p>
-        </w:tc>
-        <w:tc>
-          <w:tcPr>
-            <w:tcW w:w="1078" w:type="dxa"/>
-          </w:tcPr>
-          <w:p>
-            <w:pPr>
+              <w:t>(</w:t>
+            </w:r>
+            <w:r>
               <w:rPr>
                 <w:sz w:val="16"/>
                 <w:szCs w:val="16"/>
               </w:rPr>
-            </w:pPr>
+              <w:t>3(ii)</w:t>
+            </w:r>
             <w:r>
               <w:rPr>
                 <w:sz w:val="16"/>
                 <w:szCs w:val="16"/>
               </w:rPr>
-              <w:t>(</w:t>
-            </w:r>
-            <w:r>
+              <w:t>)</w:t>
+            </w:r>
+          </w:p>
+        </w:tc>
+        <w:tc>
+          <w:tcPr>
+            <w:tcW w:w="1078" w:type="dxa"/>
+          </w:tcPr>
+          <w:p>
+            <w:pPr>
               <w:rPr>
                 <w:sz w:val="16"/>
                 <w:szCs w:val="16"/>
               </w:rPr>
-              <w:t>4(i)</w:t>
+            </w:pPr>
+            <w:r>
+              <w:rPr>
+                <w:sz w:val="16"/>
+                <w:szCs w:val="16"/>
+              </w:rPr>
+              <w:t>(</w:t>
+            </w:r>
+            <w:r>
+              <w:rPr>
+                <w:sz w:val="16"/>
+                <w:szCs w:val="16"/>
+              </w:rPr>
+              <w:t>4(</w:t>
+            </w:r>
+            <w:proofErr w:type="spellStart"/>
+            <w:r>
+              <w:rPr>
+                <w:sz w:val="16"/>
+                <w:szCs w:val="16"/>
+              </w:rPr>
+              <w:t>i</w:t>
+            </w:r>
+            <w:proofErr w:type="spellEnd"/>
+            <w:r>
+              <w:rPr>
+                <w:sz w:val="16"/>
+                <w:szCs w:val="16"/>
+              </w:rPr>
+              <w:t>)</w:t>
             </w:r>
             <w:r>
               <w:rPr>
@@ -4823,8 +4902,13 @@
             <w:tcW w:w="886" w:type="dxa"/>
           </w:tcPr>
           <w:p>
-            <w:r>
-              <w:t>Srl. no.</w:t>
+            <w:proofErr w:type="spellStart"/>
+            <w:r>
+              <w:t>Srl</w:t>
+            </w:r>
+            <w:proofErr w:type="spellEnd"/>
+            <w:r>
+              <w:t>. no.</w:t>
             </w:r>
           </w:p>
         </w:tc>
@@ -7244,8 +7328,13 @@
                 <w:lang w:val="en-IN"/>
               </w:rPr>
             </w:pPr>
-            <w:r>
-              <w:t>labour cost (human and animal)</w:t>
+            <w:proofErr w:type="spellStart"/>
+            <w:r>
+              <w:t>labour</w:t>
+            </w:r>
+            <w:proofErr w:type="spellEnd"/>
+            <w:r>
+              <w:t> cost (human and animal)</w:t>
             </w:r>
             <w:r>
               <w:rPr>
@@ -10644,8 +10733,13 @@
                 <w:lang w:val="en-IN"/>
               </w:rPr>
             </w:pPr>
-            <w:r>
-              <w:t>labour cost (human &amp; animal)</w:t>
+            <w:proofErr w:type="spellStart"/>
+            <w:r>
+              <w:t>labour</w:t>
+            </w:r>
+            <w:proofErr w:type="spellEnd"/>
+            <w:r>
+              <w:t> cost (human &amp; animal)</w:t>
             </w:r>
             <w:r>
               <w:rPr>
@@ -12714,8 +12808,13 @@
                 <w:lang w:val="en-IN"/>
               </w:rPr>
             </w:pPr>
-            <w:r>
-              <w:t>labour cost</w:t>
+            <w:proofErr w:type="spellStart"/>
+            <w:r>
+              <w:t>labour</w:t>
+            </w:r>
+            <w:proofErr w:type="spellEnd"/>
+            <w:r>
+              <w:t> cost</w:t>
             </w:r>
             <w:r>
               <w:rPr>
@@ -18922,8 +19021,13 @@
               <w:t xml:space="preserve">House </w:t>
             </w:r>
             <w:r>
-              <w:t>rent &amp; garage rent, consumer taxes and cesses</w:t>
-            </w:r>
+              <w:t>rent &amp; garage rent, consumer taxes and </w:t>
+            </w:r>
+            <w:proofErr w:type="spellStart"/>
+            <w:r>
+              <w:t>cesses</w:t>
+            </w:r>
+            <w:proofErr w:type="spellEnd"/>
             <w:r>
               <w:rPr>
                 <w:lang w:val="en-IN"/>
@@ -20504,8 +20608,13 @@
                 <w:lang w:val="en-IN"/>
               </w:rPr>
             </w:pPr>
-            <w:r>
-              <w:t>jewellery &amp; ornaments</w:t>
+            <w:proofErr w:type="spellStart"/>
+            <w:r>
+              <w:t>jewellery</w:t>
+            </w:r>
+            <w:proofErr w:type="spellEnd"/>
+            <w:r>
+              <w:t> &amp; ornaments</w:t>
             </w:r>
             <w:r>
               <w:rPr>
@@ -25184,12 +25293,21 @@
                 <w:lang w:val="en-IN"/>
               </w:rPr>
             </w:pPr>
+            <w:proofErr w:type="spellStart"/>
             <w:r>
               <w:rPr>
                 <w:sz w:val="18"/>
                 <w:szCs w:val="18"/>
               </w:rPr>
-              <w:t>i) In block 12 /13</w:t>
+              <w:t>i</w:t>
+            </w:r>
+            <w:proofErr w:type="spellEnd"/>
+            <w:r>
+              <w:rPr>
+                <w:sz w:val="18"/>
+                <w:szCs w:val="18"/>
+              </w:rPr>
+              <w:t>) In block 12 /13</w:t>
             </w:r>
           </w:p>
         </w:tc>

--- a/Resources/Template/TemplateHis2026.docx
+++ b/Resources/Template/TemplateHis2026.docx
@@ -18,7 +18,43 @@
           <w:sz w:val="24"/>
           <w:szCs w:val="24"/>
         </w:rPr>
-        <w:t>GOVERNMENT OF INDIA NATIONAL STATISTICS OFFICE NATIONAL HOUSEHOLD INCOME SURVEY: 2026 FEBRUARY 2026 – JANUARY 2027 SCHEDULE NHIS2026: NATIONAL HOUSEHOLD INCOME SURVEY</w:t>
+        <w:t xml:space="preserve">GOVERNMENT OF INDIA NATIONAL STATISTICS OFFICE NATIONAL HOUSEHOLD INCOME SURVEY: 2026 </w:t>
+      </w:r>
+      <w:r>
+        <w:rPr>
+          <w:b/>
+          <w:bCs/>
+          <w:sz w:val="24"/>
+          <w:szCs w:val="24"/>
+        </w:rPr>
+        <w:t>APRIL</w:t>
+      </w:r>
+      <w:r>
+        <w:rPr>
+          <w:b/>
+          <w:bCs/>
+          <w:sz w:val="24"/>
+          <w:szCs w:val="24"/>
+        </w:rPr>
+        <w:t xml:space="preserve"> 2026 – </w:t>
+      </w:r>
+      <w:r>
+        <w:rPr>
+          <w:b/>
+          <w:bCs/>
+          <w:sz w:val="24"/>
+          <w:szCs w:val="24"/>
+        </w:rPr>
+        <w:t>MARCH</w:t>
+      </w:r>
+      <w:r>
+        <w:rPr>
+          <w:b/>
+          <w:bCs/>
+          <w:sz w:val="24"/>
+          <w:szCs w:val="24"/>
+        </w:rPr>
+        <w:t xml:space="preserve"> 2027 SCHEDULE NHIS2026: NATIONAL HOUSEHOLD INCOME SURVEY</w:t>
       </w:r>
     </w:p>
     <w:p>
@@ -26999,6 +27035,7 @@
   <w:style w:type="character" w:default="1" w:styleId="DefaultParagraphFont">
     <w:name w:val="Default Paragraph Font"/>
     <w:uiPriority w:val="1"/>
+    <w:semiHidden/>
     <w:unhideWhenUsed/>
   </w:style>
   <w:style w:type="table" w:default="1" w:styleId="TableNormal">

--- a/Resources/Template/TemplateHis2026.docx
+++ b/Resources/Template/TemplateHis2026.docx
@@ -6675,7 +6675,7 @@
                 <w:bCs/>
                 <w:lang w:val="en-IN"/>
               </w:rPr>
-              <w:t>List of households and selection of households for Schedule on HIS</w:t>
+              <w:t>Income from Self-employment - Crop cultivation</w:t>
             </w:r>
           </w:p>
           <w:p>

--- a/Resources/Template/TemplateHis2026.docx
+++ b/Resources/Template/TemplateHis2026.docx
@@ -5455,22 +5455,21 @@
               </w:rPr>
               <w:t>Income from Self-employment - Crop cultivation</w:t>
             </w:r>
-          </w:p>
-          <w:p>
-            <w:pPr>
+            <w:r>
               <w:rPr>
                 <w:b/>
                 <w:bCs/>
                 <w:lang w:val="en-IN"/>
               </w:rPr>
-            </w:pPr>
-          </w:p>
-          <w:p>
-            <w:pPr>
-              <w:rPr>
-                <w:lang w:val="en-GB"/>
-              </w:rPr>
-            </w:pPr>
+              <w:br/>
+            </w:r>
+            <w:r>
+              <w:rPr>
+                <w:b/>
+                <w:bCs/>
+              </w:rPr>
+              <w:t>Details of the crops cultivated by one or more member of the household during last 365 days?</w:t>
+            </w:r>
           </w:p>
         </w:tc>
       </w:tr>
@@ -6685,6 +6684,13 @@
                 <w:bCs/>
               </w:rPr>
             </w:pPr>
+            <w:r>
+              <w:rPr>
+                <w:b/>
+                <w:bCs/>
+              </w:rPr>
+              <w:t>Expenses incurred by the household during ‘last 365 days’ on inputs used for production of crops (including imputed expenses)</w:t>
+            </w:r>
           </w:p>
         </w:tc>
       </w:tr>
@@ -8803,6 +8809,20 @@
                 <w:bCs/>
               </w:rPr>
               <w:t>: Income from Self-employment - Allied Activity in Agriculture</w:t>
+            </w:r>
+            <w:r>
+              <w:rPr>
+                <w:b/>
+                <w:bCs/>
+              </w:rPr>
+              <w:br/>
+            </w:r>
+            <w:r>
+              <w:rPr>
+                <w:b/>
+                <w:bCs/>
+              </w:rPr>
+              <w:t>Receipts from sale during last 365 days</w:t>
             </w:r>
             <w:r>
               <w:t> </w:t>
@@ -10170,6 +10190,34 @@
               <w:t> </w:t>
             </w:r>
           </w:p>
+          <w:p>
+            <w:pPr>
+              <w:spacing w:after="160" w:line="278" w:lineRule="auto"/>
+            </w:pPr>
+            <w:r>
+              <w:rPr>
+                <w:b/>
+                <w:bCs/>
+              </w:rPr>
+              <w:t xml:space="preserve">Expenses incurred by the household during last 365 days on </w:t>
+            </w:r>
+            <w:proofErr w:type="gramStart"/>
+            <w:r>
+              <w:rPr>
+                <w:b/>
+                <w:bCs/>
+              </w:rPr>
+              <w:t>inputs</w:t>
+            </w:r>
+            <w:proofErr w:type="gramEnd"/>
+            <w:r>
+              <w:rPr>
+                <w:b/>
+                <w:bCs/>
+              </w:rPr>
+              <w:t xml:space="preserve"> used for production activity</w:t>
+            </w:r>
+          </w:p>
         </w:tc>
       </w:tr>
       <w:tr>
@@ -11773,6 +11821,7 @@
               <w:spacing w:after="160" w:line="278" w:lineRule="auto"/>
             </w:pPr>
             <w:r>
+              <w:lastRenderedPageBreak/>
               <w:t>Q7b.9</w:t>
             </w:r>
             <w:r>
@@ -12044,6 +12093,9 @@
           <w:p>
             <w:pPr>
               <w:spacing w:after="160" w:line="278" w:lineRule="auto"/>
+              <w:rPr>
+                <w:lang w:val="en-IN"/>
+              </w:rPr>
             </w:pPr>
             <w:r>
               <w:rPr>
@@ -12106,6 +12158,34 @@
                 <w:lang w:val="en-IN"/>
               </w:rPr>
               <w:t> </w:t>
+            </w:r>
+          </w:p>
+          <w:p>
+            <w:pPr>
+              <w:spacing w:after="160" w:line="278" w:lineRule="auto"/>
+            </w:pPr>
+            <w:r>
+              <w:rPr>
+                <w:b/>
+                <w:bCs/>
+              </w:rPr>
+              <w:t xml:space="preserve">Receipt </w:t>
+            </w:r>
+            <w:proofErr w:type="gramStart"/>
+            <w:r>
+              <w:rPr>
+                <w:b/>
+                <w:bCs/>
+              </w:rPr>
+              <w:t>from</w:t>
+            </w:r>
+            <w:proofErr w:type="gramEnd"/>
+            <w:r>
+              <w:rPr>
+                <w:b/>
+                <w:bCs/>
+              </w:rPr>
+              <w:t xml:space="preserve"> the non-agricultural activity in last month</w:t>
             </w:r>
           </w:p>
         </w:tc>
@@ -13959,6 +14039,31 @@
               <w:t xml:space="preserve"> Mode of operation &amp; percentage of shareholding in activities carried out during last 365 days</w:t>
             </w:r>
           </w:p>
+          <w:p>
+            <w:r>
+              <w:rPr>
+                <w:b/>
+                <w:bCs/>
+              </w:rPr>
+              <w:t>Mode of operation &amp; percentage of shareholding among activity(</w:t>
+            </w:r>
+            <w:proofErr w:type="spellStart"/>
+            <w:r>
+              <w:rPr>
+                <w:b/>
+                <w:bCs/>
+              </w:rPr>
+              <w:t>ies</w:t>
+            </w:r>
+            <w:proofErr w:type="spellEnd"/>
+            <w:r>
+              <w:rPr>
+                <w:b/>
+                <w:bCs/>
+              </w:rPr>
+              <w:t>) carried out in last 365 days (To be populated from the responses of Q7.1 - crop cultivation, Q4.4 – allied activity in agriculture &amp; Q7.9 – non-agriculture activity)</w:t>
+            </w:r>
+          </w:p>
         </w:tc>
       </w:tr>
       <w:tr>
@@ -15497,8 +15602,7 @@
             <w:pPr>
               <w:spacing w:after="160" w:line="278" w:lineRule="auto"/>
               <w:rPr>
-                <w:b/>
-                <w:bCs/>
+                <w:lang w:val="en-IN"/>
               </w:rPr>
             </w:pPr>
             <w:r>
@@ -15554,6 +15658,22 @@
                 <w:lang w:val="en-IN"/>
               </w:rPr>
               <w:t> </w:t>
+            </w:r>
+          </w:p>
+          <w:p>
+            <w:pPr>
+              <w:spacing w:after="160" w:line="278" w:lineRule="auto"/>
+              <w:rPr>
+                <w:b/>
+                <w:bCs/>
+              </w:rPr>
+            </w:pPr>
+            <w:r>
+              <w:rPr>
+                <w:b/>
+                <w:bCs/>
+              </w:rPr>
+              <w:t>Interest received in last financial year from</w:t>
             </w:r>
           </w:p>
         </w:tc>
@@ -17508,7 +17628,17 @@
           <w:szCs w:val="22"/>
         </w:rPr>
         <w:lastRenderedPageBreak/>
-        <w:t>Block 10: Information on expenditure incurred on various food and non-food items during reference period by the household</w:t>
+        <w:t xml:space="preserve">Block 10: </w:t>
+      </w:r>
+      <w:r>
+        <w:rPr>
+          <w:b/>
+          <w:bCs/>
+          <w:sz w:val="22"/>
+          <w:szCs w:val="22"/>
+          <w:lang w:val="en-IN"/>
+        </w:rPr>
+        <w:t>Information on expenditure incurred on various food and non-food items by the household</w:t>
       </w:r>
     </w:p>
     <w:p>
@@ -27035,7 +27165,6 @@
   <w:style w:type="character" w:default="1" w:styleId="DefaultParagraphFont">
     <w:name w:val="Default Paragraph Font"/>
     <w:uiPriority w:val="1"/>
-    <w:semiHidden/>
     <w:unhideWhenUsed/>
   </w:style>
   <w:style w:type="table" w:default="1" w:styleId="TableNormal">
